--- a/assets/worksheets/velocity-curve/galactic-plane-observation-1-2018.docx
+++ b/assets/worksheets/velocity-curve/galactic-plane-observation-1-2018.docx
@@ -201,7 +201,7 @@
             </w:pPr>
             <w:r>
               <w:rPr>
-                <w:rFonts w:ascii="Arial" w:hAnsi="Arial"/>
+                <w:rFonts w:ascii="Arial" w:hAnsi="Arial" w:cs="Arial" w:eastAsia="Arial"/>
                 <w:b/>
                 <w:color w:val="FFFFFF"/>
                 <w:sz w:val="20"/>
@@ -227,7 +227,7 @@
             </w:pPr>
             <w:r>
               <w:rPr>
-                <w:rFonts w:ascii="Arial" w:hAnsi="Arial"/>
+                <w:rFonts w:ascii="Arial" w:hAnsi="Arial" w:cs="Arial" w:eastAsia="Arial"/>
                 <w:b/>
                 <w:color w:val="FFFFFF"/>
                 <w:sz w:val="20"/>
@@ -253,7 +253,7 @@
             </w:pPr>
             <w:r>
               <w:rPr>
-                <w:rFonts w:ascii="Arial" w:hAnsi="Arial"/>
+                <w:rFonts w:ascii="Arial" w:hAnsi="Arial" w:cs="Arial" w:eastAsia="Arial"/>
                 <w:b/>
                 <w:color w:val="FFFFFF"/>
                 <w:sz w:val="20"/>
@@ -284,7 +284,7 @@
             </w:pPr>
             <w:r>
               <w:rPr>
-                <w:rFonts w:ascii="Arial" w:hAnsi="Arial"/>
+                <w:rFonts w:ascii="Arial" w:hAnsi="Arial" w:cs="Arial" w:eastAsia="Arial"/>
                 <w:sz w:val="20"/>
               </w:rPr>
             </w:r>
@@ -306,7 +306,7 @@
             </w:pPr>
             <w:r>
               <w:rPr>
-                <w:rFonts w:ascii="Arial" w:hAnsi="Arial"/>
+                <w:rFonts w:ascii="Arial" w:hAnsi="Arial" w:cs="Arial" w:eastAsia="Arial"/>
                 <w:sz w:val="20"/>
               </w:rPr>
             </w:r>
@@ -328,7 +328,7 @@
             </w:pPr>
             <w:r>
               <w:rPr>
-                <w:rFonts w:ascii="Arial" w:hAnsi="Arial"/>
+                <w:rFonts w:ascii="Arial" w:hAnsi="Arial" w:cs="Arial" w:eastAsia="Arial"/>
                 <w:sz w:val="20"/>
               </w:rPr>
             </w:r>
@@ -356,7 +356,7 @@
             </w:pPr>
             <w:r>
               <w:rPr>
-                <w:rFonts w:ascii="Arial" w:hAnsi="Arial"/>
+                <w:rFonts w:ascii="Arial" w:hAnsi="Arial" w:cs="Arial" w:eastAsia="Arial"/>
                 <w:sz w:val="20"/>
               </w:rPr>
             </w:r>
@@ -378,7 +378,7 @@
             </w:pPr>
             <w:r>
               <w:rPr>
-                <w:rFonts w:ascii="Arial" w:hAnsi="Arial"/>
+                <w:rFonts w:ascii="Arial" w:hAnsi="Arial" w:cs="Arial" w:eastAsia="Arial"/>
                 <w:sz w:val="20"/>
               </w:rPr>
             </w:r>
@@ -400,7 +400,7 @@
             </w:pPr>
             <w:r>
               <w:rPr>
-                <w:rFonts w:ascii="Arial" w:hAnsi="Arial"/>
+                <w:rFonts w:ascii="Arial" w:hAnsi="Arial" w:cs="Arial" w:eastAsia="Arial"/>
                 <w:sz w:val="20"/>
               </w:rPr>
             </w:r>
@@ -428,7 +428,7 @@
             </w:pPr>
             <w:r>
               <w:rPr>
-                <w:rFonts w:ascii="Arial" w:hAnsi="Arial"/>
+                <w:rFonts w:ascii="Arial" w:hAnsi="Arial" w:cs="Arial" w:eastAsia="Arial"/>
                 <w:sz w:val="20"/>
               </w:rPr>
             </w:r>
@@ -450,7 +450,7 @@
             </w:pPr>
             <w:r>
               <w:rPr>
-                <w:rFonts w:ascii="Arial" w:hAnsi="Arial"/>
+                <w:rFonts w:ascii="Arial" w:hAnsi="Arial" w:cs="Arial" w:eastAsia="Arial"/>
                 <w:sz w:val="20"/>
               </w:rPr>
             </w:r>
@@ -472,7 +472,7 @@
             </w:pPr>
             <w:r>
               <w:rPr>
-                <w:rFonts w:ascii="Arial" w:hAnsi="Arial"/>
+                <w:rFonts w:ascii="Arial" w:hAnsi="Arial" w:cs="Arial" w:eastAsia="Arial"/>
                 <w:sz w:val="20"/>
               </w:rPr>
             </w:r>
@@ -500,7 +500,7 @@
             </w:pPr>
             <w:r>
               <w:rPr>
-                <w:rFonts w:ascii="Arial" w:hAnsi="Arial"/>
+                <w:rFonts w:ascii="Arial" w:hAnsi="Arial" w:cs="Arial" w:eastAsia="Arial"/>
                 <w:sz w:val="20"/>
               </w:rPr>
             </w:r>
@@ -522,7 +522,7 @@
             </w:pPr>
             <w:r>
               <w:rPr>
-                <w:rFonts w:ascii="Arial" w:hAnsi="Arial"/>
+                <w:rFonts w:ascii="Arial" w:hAnsi="Arial" w:cs="Arial" w:eastAsia="Arial"/>
                 <w:sz w:val="20"/>
               </w:rPr>
             </w:r>
@@ -544,7 +544,7 @@
             </w:pPr>
             <w:r>
               <w:rPr>
-                <w:rFonts w:ascii="Arial" w:hAnsi="Arial"/>
+                <w:rFonts w:ascii="Arial" w:hAnsi="Arial" w:cs="Arial" w:eastAsia="Arial"/>
                 <w:sz w:val="20"/>
               </w:rPr>
             </w:r>
@@ -572,7 +572,7 @@
             </w:pPr>
             <w:r>
               <w:rPr>
-                <w:rFonts w:ascii="Arial" w:hAnsi="Arial"/>
+                <w:rFonts w:ascii="Arial" w:hAnsi="Arial" w:cs="Arial" w:eastAsia="Arial"/>
                 <w:sz w:val="20"/>
               </w:rPr>
             </w:r>
@@ -594,7 +594,7 @@
             </w:pPr>
             <w:r>
               <w:rPr>
-                <w:rFonts w:ascii="Arial" w:hAnsi="Arial"/>
+                <w:rFonts w:ascii="Arial" w:hAnsi="Arial" w:cs="Arial" w:eastAsia="Arial"/>
                 <w:sz w:val="20"/>
               </w:rPr>
             </w:r>
@@ -616,7 +616,7 @@
             </w:pPr>
             <w:r>
               <w:rPr>
-                <w:rFonts w:ascii="Arial" w:hAnsi="Arial"/>
+                <w:rFonts w:ascii="Arial" w:hAnsi="Arial" w:cs="Arial" w:eastAsia="Arial"/>
                 <w:sz w:val="20"/>
               </w:rPr>
             </w:r>
@@ -644,7 +644,7 @@
             </w:pPr>
             <w:r>
               <w:rPr>
-                <w:rFonts w:ascii="Arial" w:hAnsi="Arial"/>
+                <w:rFonts w:ascii="Arial" w:hAnsi="Arial" w:cs="Arial" w:eastAsia="Arial"/>
                 <w:sz w:val="20"/>
               </w:rPr>
             </w:r>
@@ -666,7 +666,7 @@
             </w:pPr>
             <w:r>
               <w:rPr>
-                <w:rFonts w:ascii="Arial" w:hAnsi="Arial"/>
+                <w:rFonts w:ascii="Arial" w:hAnsi="Arial" w:cs="Arial" w:eastAsia="Arial"/>
                 <w:sz w:val="20"/>
               </w:rPr>
             </w:r>
@@ -688,7 +688,7 @@
             </w:pPr>
             <w:r>
               <w:rPr>
-                <w:rFonts w:ascii="Arial" w:hAnsi="Arial"/>
+                <w:rFonts w:ascii="Arial" w:hAnsi="Arial" w:cs="Arial" w:eastAsia="Arial"/>
                 <w:sz w:val="20"/>
               </w:rPr>
             </w:r>
@@ -716,7 +716,7 @@
             </w:pPr>
             <w:r>
               <w:rPr>
-                <w:rFonts w:ascii="Arial" w:hAnsi="Arial"/>
+                <w:rFonts w:ascii="Arial" w:hAnsi="Arial" w:cs="Arial" w:eastAsia="Arial"/>
                 <w:sz w:val="20"/>
               </w:rPr>
             </w:r>
@@ -738,7 +738,7 @@
             </w:pPr>
             <w:r>
               <w:rPr>
-                <w:rFonts w:ascii="Arial" w:hAnsi="Arial"/>
+                <w:rFonts w:ascii="Arial" w:hAnsi="Arial" w:cs="Arial" w:eastAsia="Arial"/>
                 <w:sz w:val="20"/>
               </w:rPr>
             </w:r>
@@ -760,7 +760,7 @@
             </w:pPr>
             <w:r>
               <w:rPr>
-                <w:rFonts w:ascii="Arial" w:hAnsi="Arial"/>
+                <w:rFonts w:ascii="Arial" w:hAnsi="Arial" w:cs="Arial" w:eastAsia="Arial"/>
                 <w:sz w:val="20"/>
               </w:rPr>
             </w:r>
@@ -816,7 +816,7 @@
             </w:pPr>
             <w:r>
               <w:rPr>
-                <w:rFonts w:ascii="Arial" w:hAnsi="Arial"/>
+                <w:rFonts w:ascii="Arial" w:hAnsi="Arial" w:cs="Arial" w:eastAsia="Arial"/>
                 <w:b/>
                 <w:color w:val="FFFFFF"/>
                 <w:sz w:val="20"/>
@@ -842,7 +842,7 @@
             </w:pPr>
             <w:r>
               <w:rPr>
-                <w:rFonts w:ascii="Arial" w:hAnsi="Arial"/>
+                <w:rFonts w:ascii="Arial" w:hAnsi="Arial" w:cs="Arial" w:eastAsia="Arial"/>
                 <w:b/>
                 <w:color w:val="FFFFFF"/>
                 <w:sz w:val="20"/>
@@ -868,7 +868,7 @@
             </w:pPr>
             <w:r>
               <w:rPr>
-                <w:rFonts w:ascii="Arial" w:hAnsi="Arial"/>
+                <w:rFonts w:ascii="Arial" w:hAnsi="Arial" w:cs="Arial" w:eastAsia="Arial"/>
                 <w:b/>
                 <w:color w:val="FFFFFF"/>
                 <w:sz w:val="20"/>
@@ -899,7 +899,7 @@
             </w:pPr>
             <w:r>
               <w:rPr>
-                <w:rFonts w:ascii="Arial" w:hAnsi="Arial"/>
+                <w:rFonts w:ascii="Arial" w:hAnsi="Arial" w:cs="Arial" w:eastAsia="Arial"/>
                 <w:sz w:val="20"/>
               </w:rPr>
             </w:r>
@@ -921,7 +921,7 @@
             </w:pPr>
             <w:r>
               <w:rPr>
-                <w:rFonts w:ascii="Arial" w:hAnsi="Arial"/>
+                <w:rFonts w:ascii="Arial" w:hAnsi="Arial" w:cs="Arial" w:eastAsia="Arial"/>
                 <w:sz w:val="20"/>
               </w:rPr>
             </w:r>
@@ -943,7 +943,7 @@
             </w:pPr>
             <w:r>
               <w:rPr>
-                <w:rFonts w:ascii="Arial" w:hAnsi="Arial"/>
+                <w:rFonts w:ascii="Arial" w:hAnsi="Arial" w:cs="Arial" w:eastAsia="Arial"/>
                 <w:sz w:val="20"/>
               </w:rPr>
             </w:r>
@@ -971,7 +971,7 @@
             </w:pPr>
             <w:r>
               <w:rPr>
-                <w:rFonts w:ascii="Arial" w:hAnsi="Arial"/>
+                <w:rFonts w:ascii="Arial" w:hAnsi="Arial" w:cs="Arial" w:eastAsia="Arial"/>
                 <w:sz w:val="20"/>
               </w:rPr>
             </w:r>
@@ -993,7 +993,7 @@
             </w:pPr>
             <w:r>
               <w:rPr>
-                <w:rFonts w:ascii="Arial" w:hAnsi="Arial"/>
+                <w:rFonts w:ascii="Arial" w:hAnsi="Arial" w:cs="Arial" w:eastAsia="Arial"/>
                 <w:sz w:val="20"/>
               </w:rPr>
             </w:r>
@@ -1015,7 +1015,7 @@
             </w:pPr>
             <w:r>
               <w:rPr>
-                <w:rFonts w:ascii="Arial" w:hAnsi="Arial"/>
+                <w:rFonts w:ascii="Arial" w:hAnsi="Arial" w:cs="Arial" w:eastAsia="Arial"/>
                 <w:sz w:val="20"/>
               </w:rPr>
             </w:r>
@@ -1043,7 +1043,7 @@
             </w:pPr>
             <w:r>
               <w:rPr>
-                <w:rFonts w:ascii="Arial" w:hAnsi="Arial"/>
+                <w:rFonts w:ascii="Arial" w:hAnsi="Arial" w:cs="Arial" w:eastAsia="Arial"/>
                 <w:sz w:val="20"/>
               </w:rPr>
             </w:r>
@@ -1065,7 +1065,7 @@
             </w:pPr>
             <w:r>
               <w:rPr>
-                <w:rFonts w:ascii="Arial" w:hAnsi="Arial"/>
+                <w:rFonts w:ascii="Arial" w:hAnsi="Arial" w:cs="Arial" w:eastAsia="Arial"/>
                 <w:sz w:val="20"/>
               </w:rPr>
             </w:r>
@@ -1087,7 +1087,7 @@
             </w:pPr>
             <w:r>
               <w:rPr>
-                <w:rFonts w:ascii="Arial" w:hAnsi="Arial"/>
+                <w:rFonts w:ascii="Arial" w:hAnsi="Arial" w:cs="Arial" w:eastAsia="Arial"/>
                 <w:sz w:val="20"/>
               </w:rPr>
             </w:r>
@@ -1115,7 +1115,7 @@
             </w:pPr>
             <w:r>
               <w:rPr>
-                <w:rFonts w:ascii="Arial" w:hAnsi="Arial"/>
+                <w:rFonts w:ascii="Arial" w:hAnsi="Arial" w:cs="Arial" w:eastAsia="Arial"/>
                 <w:sz w:val="20"/>
               </w:rPr>
             </w:r>
@@ -1137,7 +1137,7 @@
             </w:pPr>
             <w:r>
               <w:rPr>
-                <w:rFonts w:ascii="Arial" w:hAnsi="Arial"/>
+                <w:rFonts w:ascii="Arial" w:hAnsi="Arial" w:cs="Arial" w:eastAsia="Arial"/>
                 <w:sz w:val="20"/>
               </w:rPr>
             </w:r>
@@ -1159,7 +1159,7 @@
             </w:pPr>
             <w:r>
               <w:rPr>
-                <w:rFonts w:ascii="Arial" w:hAnsi="Arial"/>
+                <w:rFonts w:ascii="Arial" w:hAnsi="Arial" w:cs="Arial" w:eastAsia="Arial"/>
                 <w:sz w:val="20"/>
               </w:rPr>
             </w:r>
@@ -1187,7 +1187,7 @@
             </w:pPr>
             <w:r>
               <w:rPr>
-                <w:rFonts w:ascii="Arial" w:hAnsi="Arial"/>
+                <w:rFonts w:ascii="Arial" w:hAnsi="Arial" w:cs="Arial" w:eastAsia="Arial"/>
                 <w:sz w:val="20"/>
               </w:rPr>
             </w:r>
@@ -1209,7 +1209,7 @@
             </w:pPr>
             <w:r>
               <w:rPr>
-                <w:rFonts w:ascii="Arial" w:hAnsi="Arial"/>
+                <w:rFonts w:ascii="Arial" w:hAnsi="Arial" w:cs="Arial" w:eastAsia="Arial"/>
                 <w:sz w:val="20"/>
               </w:rPr>
             </w:r>
@@ -1231,7 +1231,7 @@
             </w:pPr>
             <w:r>
               <w:rPr>
-                <w:rFonts w:ascii="Arial" w:hAnsi="Arial"/>
+                <w:rFonts w:ascii="Arial" w:hAnsi="Arial" w:cs="Arial" w:eastAsia="Arial"/>
                 <w:sz w:val="20"/>
               </w:rPr>
             </w:r>
@@ -1259,7 +1259,7 @@
             </w:pPr>
             <w:r>
               <w:rPr>
-                <w:rFonts w:ascii="Arial" w:hAnsi="Arial"/>
+                <w:rFonts w:ascii="Arial" w:hAnsi="Arial" w:cs="Arial" w:eastAsia="Arial"/>
                 <w:sz w:val="20"/>
               </w:rPr>
             </w:r>
@@ -1281,7 +1281,7 @@
             </w:pPr>
             <w:r>
               <w:rPr>
-                <w:rFonts w:ascii="Arial" w:hAnsi="Arial"/>
+                <w:rFonts w:ascii="Arial" w:hAnsi="Arial" w:cs="Arial" w:eastAsia="Arial"/>
                 <w:sz w:val="20"/>
               </w:rPr>
             </w:r>
@@ -1303,7 +1303,7 @@
             </w:pPr>
             <w:r>
               <w:rPr>
-                <w:rFonts w:ascii="Arial" w:hAnsi="Arial"/>
+                <w:rFonts w:ascii="Arial" w:hAnsi="Arial" w:cs="Arial" w:eastAsia="Arial"/>
                 <w:sz w:val="20"/>
               </w:rPr>
             </w:r>
@@ -1331,7 +1331,7 @@
             </w:pPr>
             <w:r>
               <w:rPr>
-                <w:rFonts w:ascii="Arial" w:hAnsi="Arial"/>
+                <w:rFonts w:ascii="Arial" w:hAnsi="Arial" w:cs="Arial" w:eastAsia="Arial"/>
                 <w:sz w:val="20"/>
               </w:rPr>
             </w:r>
@@ -1353,7 +1353,7 @@
             </w:pPr>
             <w:r>
               <w:rPr>
-                <w:rFonts w:ascii="Arial" w:hAnsi="Arial"/>
+                <w:rFonts w:ascii="Arial" w:hAnsi="Arial" w:cs="Arial" w:eastAsia="Arial"/>
                 <w:sz w:val="20"/>
               </w:rPr>
             </w:r>
@@ -1375,7 +1375,7 @@
             </w:pPr>
             <w:r>
               <w:rPr>
-                <w:rFonts w:ascii="Arial" w:hAnsi="Arial"/>
+                <w:rFonts w:ascii="Arial" w:hAnsi="Arial" w:cs="Arial" w:eastAsia="Arial"/>
                 <w:sz w:val="20"/>
               </w:rPr>
             </w:r>
@@ -1994,7 +1994,7 @@
             </w:pPr>
             <w:r>
               <w:rPr>
-                <w:rFonts w:ascii="Arial" w:hAnsi="Arial"/>
+                <w:rFonts w:ascii="Arial" w:hAnsi="Arial" w:cs="Arial" w:eastAsia="Arial"/>
                 <w:b/>
                 <w:color w:val="FFFFFF"/>
                 <w:sz w:val="20"/>
@@ -2022,7 +2022,7 @@
             </w:pPr>
             <w:r>
               <w:rPr>
-                <w:rFonts w:ascii="Arial" w:hAnsi="Arial"/>
+                <w:rFonts w:ascii="Arial" w:hAnsi="Arial" w:cs="Arial" w:eastAsia="Arial"/>
                 <w:b/>
                 <w:color w:val="FFFFFF"/>
                 <w:sz w:val="20"/>
@@ -2050,7 +2050,7 @@
             </w:pPr>
             <w:r>
               <w:rPr>
-                <w:rFonts w:ascii="Arial" w:hAnsi="Arial"/>
+                <w:rFonts w:ascii="Arial" w:hAnsi="Arial" w:cs="Arial" w:eastAsia="Arial"/>
                 <w:b/>
                 <w:color w:val="FFFFFF"/>
                 <w:sz w:val="20"/>
@@ -2083,7 +2083,7 @@
             </w:pPr>
             <w:r>
               <w:rPr>
-                <w:rFonts w:ascii="Arial" w:hAnsi="Arial"/>
+                <w:rFonts w:ascii="Arial" w:hAnsi="Arial" w:cs="Arial" w:eastAsia="Arial"/>
                 <w:sz w:val="20"/>
               </w:rPr>
             </w:r>
@@ -2105,7 +2105,7 @@
             </w:pPr>
             <w:r>
               <w:rPr>
-                <w:rFonts w:ascii="Arial" w:hAnsi="Arial"/>
+                <w:rFonts w:ascii="Arial" w:hAnsi="Arial" w:cs="Arial" w:eastAsia="Arial"/>
                 <w:sz w:val="20"/>
               </w:rPr>
             </w:r>
@@ -2127,7 +2127,7 @@
             </w:pPr>
             <w:r>
               <w:rPr>
-                <w:rFonts w:ascii="Arial" w:hAnsi="Arial"/>
+                <w:rFonts w:ascii="Arial" w:hAnsi="Arial" w:cs="Arial" w:eastAsia="Arial"/>
                 <w:sz w:val="20"/>
               </w:rPr>
             </w:r>
@@ -2155,7 +2155,7 @@
             </w:pPr>
             <w:r>
               <w:rPr>
-                <w:rFonts w:ascii="Arial" w:hAnsi="Arial"/>
+                <w:rFonts w:ascii="Arial" w:hAnsi="Arial" w:cs="Arial" w:eastAsia="Arial"/>
                 <w:sz w:val="20"/>
               </w:rPr>
             </w:r>
@@ -2177,7 +2177,7 @@
             </w:pPr>
             <w:r>
               <w:rPr>
-                <w:rFonts w:ascii="Arial" w:hAnsi="Arial"/>
+                <w:rFonts w:ascii="Arial" w:hAnsi="Arial" w:cs="Arial" w:eastAsia="Arial"/>
                 <w:sz w:val="20"/>
               </w:rPr>
             </w:r>
@@ -2199,7 +2199,7 @@
             </w:pPr>
             <w:r>
               <w:rPr>
-                <w:rFonts w:ascii="Arial" w:hAnsi="Arial"/>
+                <w:rFonts w:ascii="Arial" w:hAnsi="Arial" w:cs="Arial" w:eastAsia="Arial"/>
                 <w:sz w:val="20"/>
               </w:rPr>
             </w:r>
@@ -2227,7 +2227,7 @@
             </w:pPr>
             <w:r>
               <w:rPr>
-                <w:rFonts w:ascii="Arial" w:hAnsi="Arial"/>
+                <w:rFonts w:ascii="Arial" w:hAnsi="Arial" w:cs="Arial" w:eastAsia="Arial"/>
                 <w:sz w:val="20"/>
               </w:rPr>
             </w:r>
@@ -2249,7 +2249,7 @@
             </w:pPr>
             <w:r>
               <w:rPr>
-                <w:rFonts w:ascii="Arial" w:hAnsi="Arial"/>
+                <w:rFonts w:ascii="Arial" w:hAnsi="Arial" w:cs="Arial" w:eastAsia="Arial"/>
                 <w:sz w:val="20"/>
               </w:rPr>
             </w:r>
@@ -2271,7 +2271,7 @@
             </w:pPr>
             <w:r>
               <w:rPr>
-                <w:rFonts w:ascii="Arial" w:hAnsi="Arial"/>
+                <w:rFonts w:ascii="Arial" w:hAnsi="Arial" w:cs="Arial" w:eastAsia="Arial"/>
                 <w:sz w:val="20"/>
               </w:rPr>
             </w:r>
@@ -2299,7 +2299,7 @@
             </w:pPr>
             <w:r>
               <w:rPr>
-                <w:rFonts w:ascii="Arial" w:hAnsi="Arial"/>
+                <w:rFonts w:ascii="Arial" w:hAnsi="Arial" w:cs="Arial" w:eastAsia="Arial"/>
                 <w:sz w:val="20"/>
               </w:rPr>
             </w:r>
@@ -2321,7 +2321,7 @@
             </w:pPr>
             <w:r>
               <w:rPr>
-                <w:rFonts w:ascii="Arial" w:hAnsi="Arial"/>
+                <w:rFonts w:ascii="Arial" w:hAnsi="Arial" w:cs="Arial" w:eastAsia="Arial"/>
                 <w:sz w:val="20"/>
               </w:rPr>
             </w:r>
@@ -2343,7 +2343,7 @@
             </w:pPr>
             <w:r>
               <w:rPr>
-                <w:rFonts w:ascii="Arial" w:hAnsi="Arial"/>
+                <w:rFonts w:ascii="Arial" w:hAnsi="Arial" w:cs="Arial" w:eastAsia="Arial"/>
                 <w:sz w:val="20"/>
               </w:rPr>
             </w:r>
@@ -2454,7 +2454,7 @@
             </w:pPr>
             <w:r>
               <w:rPr>
-                <w:rFonts w:ascii="Arial" w:hAnsi="Arial"/>
+                <w:rFonts w:ascii="Arial" w:hAnsi="Arial" w:cs="Arial" w:eastAsia="Arial"/>
                 <w:b/>
                 <w:color w:val="FFFFFF"/>
                 <w:sz w:val="20"/>
@@ -2482,7 +2482,7 @@
             </w:pPr>
             <w:r>
               <w:rPr>
-                <w:rFonts w:ascii="Arial" w:hAnsi="Arial"/>
+                <w:rFonts w:ascii="Arial" w:hAnsi="Arial" w:cs="Arial" w:eastAsia="Arial"/>
                 <w:b/>
                 <w:color w:val="FFFFFF"/>
                 <w:sz w:val="20"/>
@@ -2510,7 +2510,7 @@
             </w:pPr>
             <w:r>
               <w:rPr>
-                <w:rFonts w:ascii="Arial" w:hAnsi="Arial"/>
+                <w:rFonts w:ascii="Arial" w:hAnsi="Arial" w:cs="Arial" w:eastAsia="Arial"/>
                 <w:b/>
                 <w:color w:val="FFFFFF"/>
                 <w:sz w:val="20"/>
@@ -2538,7 +2538,7 @@
             </w:pPr>
             <w:r>
               <w:rPr>
-                <w:rFonts w:ascii="Arial" w:hAnsi="Arial"/>
+                <w:rFonts w:ascii="Arial" w:hAnsi="Arial" w:cs="Arial" w:eastAsia="Arial"/>
                 <w:b/>
                 <w:color w:val="FFFFFF"/>
                 <w:sz w:val="20"/>
@@ -2571,7 +2571,7 @@
             </w:pPr>
             <w:r>
               <w:rPr>
-                <w:rFonts w:ascii="Arial" w:hAnsi="Arial"/>
+                <w:rFonts w:ascii="Arial" w:hAnsi="Arial" w:cs="Arial" w:eastAsia="Arial"/>
                 <w:sz w:val="20"/>
               </w:rPr>
             </w:r>
@@ -2593,7 +2593,7 @@
             </w:pPr>
             <w:r>
               <w:rPr>
-                <w:rFonts w:ascii="Arial" w:hAnsi="Arial"/>
+                <w:rFonts w:ascii="Arial" w:hAnsi="Arial" w:cs="Arial" w:eastAsia="Arial"/>
                 <w:sz w:val="20"/>
               </w:rPr>
             </w:r>
@@ -2615,7 +2615,7 @@
             </w:pPr>
             <w:r>
               <w:rPr>
-                <w:rFonts w:ascii="Arial" w:hAnsi="Arial"/>
+                <w:rFonts w:ascii="Arial" w:hAnsi="Arial" w:cs="Arial" w:eastAsia="Arial"/>
                 <w:sz w:val="20"/>
               </w:rPr>
             </w:r>
@@ -2637,7 +2637,7 @@
             </w:pPr>
             <w:r>
               <w:rPr>
-                <w:rFonts w:ascii="Arial" w:hAnsi="Arial"/>
+                <w:rFonts w:ascii="Arial" w:hAnsi="Arial" w:cs="Arial" w:eastAsia="Arial"/>
                 <w:sz w:val="20"/>
               </w:rPr>
             </w:r>
@@ -2665,7 +2665,7 @@
             </w:pPr>
             <w:r>
               <w:rPr>
-                <w:rFonts w:ascii="Arial" w:hAnsi="Arial"/>
+                <w:rFonts w:ascii="Arial" w:hAnsi="Arial" w:cs="Arial" w:eastAsia="Arial"/>
                 <w:sz w:val="20"/>
               </w:rPr>
             </w:r>
@@ -2687,7 +2687,7 @@
             </w:pPr>
             <w:r>
               <w:rPr>
-                <w:rFonts w:ascii="Arial" w:hAnsi="Arial"/>
+                <w:rFonts w:ascii="Arial" w:hAnsi="Arial" w:cs="Arial" w:eastAsia="Arial"/>
                 <w:sz w:val="20"/>
               </w:rPr>
             </w:r>
@@ -2709,7 +2709,7 @@
             </w:pPr>
             <w:r>
               <w:rPr>
-                <w:rFonts w:ascii="Arial" w:hAnsi="Arial"/>
+                <w:rFonts w:ascii="Arial" w:hAnsi="Arial" w:cs="Arial" w:eastAsia="Arial"/>
                 <w:sz w:val="20"/>
               </w:rPr>
             </w:r>
@@ -2731,7 +2731,7 @@
             </w:pPr>
             <w:r>
               <w:rPr>
-                <w:rFonts w:ascii="Arial" w:hAnsi="Arial"/>
+                <w:rFonts w:ascii="Arial" w:hAnsi="Arial" w:cs="Arial" w:eastAsia="Arial"/>
                 <w:sz w:val="20"/>
               </w:rPr>
             </w:r>
@@ -2759,7 +2759,7 @@
             </w:pPr>
             <w:r>
               <w:rPr>
-                <w:rFonts w:ascii="Arial" w:hAnsi="Arial"/>
+                <w:rFonts w:ascii="Arial" w:hAnsi="Arial" w:cs="Arial" w:eastAsia="Arial"/>
                 <w:sz w:val="20"/>
               </w:rPr>
             </w:r>
@@ -2781,7 +2781,7 @@
             </w:pPr>
             <w:r>
               <w:rPr>
-                <w:rFonts w:ascii="Arial" w:hAnsi="Arial"/>
+                <w:rFonts w:ascii="Arial" w:hAnsi="Arial" w:cs="Arial" w:eastAsia="Arial"/>
                 <w:sz w:val="20"/>
               </w:rPr>
             </w:r>
@@ -2803,7 +2803,7 @@
             </w:pPr>
             <w:r>
               <w:rPr>
-                <w:rFonts w:ascii="Arial" w:hAnsi="Arial"/>
+                <w:rFonts w:ascii="Arial" w:hAnsi="Arial" w:cs="Arial" w:eastAsia="Arial"/>
                 <w:sz w:val="20"/>
               </w:rPr>
             </w:r>
@@ -2825,7 +2825,7 @@
             </w:pPr>
             <w:r>
               <w:rPr>
-                <w:rFonts w:ascii="Arial" w:hAnsi="Arial"/>
+                <w:rFonts w:ascii="Arial" w:hAnsi="Arial" w:cs="Arial" w:eastAsia="Arial"/>
                 <w:sz w:val="20"/>
               </w:rPr>
             </w:r>
@@ -2853,7 +2853,7 @@
             </w:pPr>
             <w:r>
               <w:rPr>
-                <w:rFonts w:ascii="Arial" w:hAnsi="Arial"/>
+                <w:rFonts w:ascii="Arial" w:hAnsi="Arial" w:cs="Arial" w:eastAsia="Arial"/>
                 <w:sz w:val="20"/>
               </w:rPr>
             </w:r>
@@ -2875,7 +2875,7 @@
             </w:pPr>
             <w:r>
               <w:rPr>
-                <w:rFonts w:ascii="Arial" w:hAnsi="Arial"/>
+                <w:rFonts w:ascii="Arial" w:hAnsi="Arial" w:cs="Arial" w:eastAsia="Arial"/>
                 <w:sz w:val="20"/>
               </w:rPr>
             </w:r>
@@ -2897,7 +2897,7 @@
             </w:pPr>
             <w:r>
               <w:rPr>
-                <w:rFonts w:ascii="Arial" w:hAnsi="Arial"/>
+                <w:rFonts w:ascii="Arial" w:hAnsi="Arial" w:cs="Arial" w:eastAsia="Arial"/>
                 <w:sz w:val="20"/>
               </w:rPr>
             </w:r>
@@ -2919,7 +2919,7 @@
             </w:pPr>
             <w:r>
               <w:rPr>
-                <w:rFonts w:ascii="Arial" w:hAnsi="Arial"/>
+                <w:rFonts w:ascii="Arial" w:hAnsi="Arial" w:cs="Arial" w:eastAsia="Arial"/>
                 <w:sz w:val="20"/>
               </w:rPr>
             </w:r>
@@ -2947,7 +2947,7 @@
             </w:pPr>
             <w:r>
               <w:rPr>
-                <w:rFonts w:ascii="Arial" w:hAnsi="Arial"/>
+                <w:rFonts w:ascii="Arial" w:hAnsi="Arial" w:cs="Arial" w:eastAsia="Arial"/>
                 <w:sz w:val="20"/>
               </w:rPr>
             </w:r>
@@ -2969,7 +2969,7 @@
             </w:pPr>
             <w:r>
               <w:rPr>
-                <w:rFonts w:ascii="Arial" w:hAnsi="Arial"/>
+                <w:rFonts w:ascii="Arial" w:hAnsi="Arial" w:cs="Arial" w:eastAsia="Arial"/>
                 <w:sz w:val="20"/>
               </w:rPr>
             </w:r>
@@ -2991,7 +2991,7 @@
             </w:pPr>
             <w:r>
               <w:rPr>
-                <w:rFonts w:ascii="Arial" w:hAnsi="Arial"/>
+                <w:rFonts w:ascii="Arial" w:hAnsi="Arial" w:cs="Arial" w:eastAsia="Arial"/>
                 <w:sz w:val="20"/>
               </w:rPr>
             </w:r>
@@ -3013,7 +3013,7 @@
             </w:pPr>
             <w:r>
               <w:rPr>
-                <w:rFonts w:ascii="Arial" w:hAnsi="Arial"/>
+                <w:rFonts w:ascii="Arial" w:hAnsi="Arial" w:cs="Arial" w:eastAsia="Arial"/>
                 <w:sz w:val="20"/>
               </w:rPr>
             </w:r>
@@ -3041,7 +3041,7 @@
             </w:pPr>
             <w:r>
               <w:rPr>
-                <w:rFonts w:ascii="Arial" w:hAnsi="Arial"/>
+                <w:rFonts w:ascii="Arial" w:hAnsi="Arial" w:cs="Arial" w:eastAsia="Arial"/>
                 <w:sz w:val="20"/>
               </w:rPr>
             </w:r>
@@ -3063,7 +3063,7 @@
             </w:pPr>
             <w:r>
               <w:rPr>
-                <w:rFonts w:ascii="Arial" w:hAnsi="Arial"/>
+                <w:rFonts w:ascii="Arial" w:hAnsi="Arial" w:cs="Arial" w:eastAsia="Arial"/>
                 <w:sz w:val="20"/>
               </w:rPr>
             </w:r>
@@ -3085,7 +3085,7 @@
             </w:pPr>
             <w:r>
               <w:rPr>
-                <w:rFonts w:ascii="Arial" w:hAnsi="Arial"/>
+                <w:rFonts w:ascii="Arial" w:hAnsi="Arial" w:cs="Arial" w:eastAsia="Arial"/>
                 <w:sz w:val="20"/>
               </w:rPr>
             </w:r>
@@ -3107,7 +3107,7 @@
             </w:pPr>
             <w:r>
               <w:rPr>
-                <w:rFonts w:ascii="Arial" w:hAnsi="Arial"/>
+                <w:rFonts w:ascii="Arial" w:hAnsi="Arial" w:cs="Arial" w:eastAsia="Arial"/>
                 <w:sz w:val="20"/>
               </w:rPr>
             </w:r>
@@ -3135,7 +3135,7 @@
             </w:pPr>
             <w:r>
               <w:rPr>
-                <w:rFonts w:ascii="Arial" w:hAnsi="Arial"/>
+                <w:rFonts w:ascii="Arial" w:hAnsi="Arial" w:cs="Arial" w:eastAsia="Arial"/>
                 <w:sz w:val="20"/>
               </w:rPr>
             </w:r>
@@ -3157,7 +3157,7 @@
             </w:pPr>
             <w:r>
               <w:rPr>
-                <w:rFonts w:ascii="Arial" w:hAnsi="Arial"/>
+                <w:rFonts w:ascii="Arial" w:hAnsi="Arial" w:cs="Arial" w:eastAsia="Arial"/>
                 <w:sz w:val="20"/>
               </w:rPr>
             </w:r>
@@ -3179,7 +3179,7 @@
             </w:pPr>
             <w:r>
               <w:rPr>
-                <w:rFonts w:ascii="Arial" w:hAnsi="Arial"/>
+                <w:rFonts w:ascii="Arial" w:hAnsi="Arial" w:cs="Arial" w:eastAsia="Arial"/>
                 <w:sz w:val="20"/>
               </w:rPr>
             </w:r>
@@ -3201,7 +3201,7 @@
             </w:pPr>
             <w:r>
               <w:rPr>
-                <w:rFonts w:ascii="Arial" w:hAnsi="Arial"/>
+                <w:rFonts w:ascii="Arial" w:hAnsi="Arial" w:cs="Arial" w:eastAsia="Arial"/>
                 <w:sz w:val="20"/>
               </w:rPr>
             </w:r>
@@ -3229,7 +3229,7 @@
             </w:pPr>
             <w:r>
               <w:rPr>
-                <w:rFonts w:ascii="Arial" w:hAnsi="Arial"/>
+                <w:rFonts w:ascii="Arial" w:hAnsi="Arial" w:cs="Arial" w:eastAsia="Arial"/>
                 <w:sz w:val="20"/>
               </w:rPr>
             </w:r>
@@ -3251,7 +3251,7 @@
             </w:pPr>
             <w:r>
               <w:rPr>
-                <w:rFonts w:ascii="Arial" w:hAnsi="Arial"/>
+                <w:rFonts w:ascii="Arial" w:hAnsi="Arial" w:cs="Arial" w:eastAsia="Arial"/>
                 <w:sz w:val="20"/>
               </w:rPr>
             </w:r>
@@ -3273,7 +3273,7 @@
             </w:pPr>
             <w:r>
               <w:rPr>
-                <w:rFonts w:ascii="Arial" w:hAnsi="Arial"/>
+                <w:rFonts w:ascii="Arial" w:hAnsi="Arial" w:cs="Arial" w:eastAsia="Arial"/>
                 <w:sz w:val="20"/>
               </w:rPr>
             </w:r>
@@ -3295,7 +3295,7 @@
             </w:pPr>
             <w:r>
               <w:rPr>
-                <w:rFonts w:ascii="Arial" w:hAnsi="Arial"/>
+                <w:rFonts w:ascii="Arial" w:hAnsi="Arial" w:cs="Arial" w:eastAsia="Arial"/>
                 <w:sz w:val="20"/>
               </w:rPr>
             </w:r>
@@ -3323,7 +3323,7 @@
             </w:pPr>
             <w:r>
               <w:rPr>
-                <w:rFonts w:ascii="Arial" w:hAnsi="Arial"/>
+                <w:rFonts w:ascii="Arial" w:hAnsi="Arial" w:cs="Arial" w:eastAsia="Arial"/>
                 <w:sz w:val="20"/>
               </w:rPr>
             </w:r>
@@ -3345,7 +3345,7 @@
             </w:pPr>
             <w:r>
               <w:rPr>
-                <w:rFonts w:ascii="Arial" w:hAnsi="Arial"/>
+                <w:rFonts w:ascii="Arial" w:hAnsi="Arial" w:cs="Arial" w:eastAsia="Arial"/>
                 <w:sz w:val="20"/>
               </w:rPr>
             </w:r>
@@ -3367,7 +3367,7 @@
             </w:pPr>
             <w:r>
               <w:rPr>
-                <w:rFonts w:ascii="Arial" w:hAnsi="Arial"/>
+                <w:rFonts w:ascii="Arial" w:hAnsi="Arial" w:cs="Arial" w:eastAsia="Arial"/>
                 <w:sz w:val="20"/>
               </w:rPr>
             </w:r>
@@ -3389,7 +3389,7 @@
             </w:pPr>
             <w:r>
               <w:rPr>
-                <w:rFonts w:ascii="Arial" w:hAnsi="Arial"/>
+                <w:rFonts w:ascii="Arial" w:hAnsi="Arial" w:cs="Arial" w:eastAsia="Arial"/>
                 <w:sz w:val="20"/>
               </w:rPr>
             </w:r>
@@ -3417,7 +3417,7 @@
             </w:pPr>
             <w:r>
               <w:rPr>
-                <w:rFonts w:ascii="Arial" w:hAnsi="Arial"/>
+                <w:rFonts w:ascii="Arial" w:hAnsi="Arial" w:cs="Arial" w:eastAsia="Arial"/>
                 <w:sz w:val="20"/>
               </w:rPr>
             </w:r>
@@ -3439,7 +3439,7 @@
             </w:pPr>
             <w:r>
               <w:rPr>
-                <w:rFonts w:ascii="Arial" w:hAnsi="Arial"/>
+                <w:rFonts w:ascii="Arial" w:hAnsi="Arial" w:cs="Arial" w:eastAsia="Arial"/>
                 <w:sz w:val="20"/>
               </w:rPr>
             </w:r>
@@ -3461,7 +3461,7 @@
             </w:pPr>
             <w:r>
               <w:rPr>
-                <w:rFonts w:ascii="Arial" w:hAnsi="Arial"/>
+                <w:rFonts w:ascii="Arial" w:hAnsi="Arial" w:cs="Arial" w:eastAsia="Arial"/>
                 <w:sz w:val="20"/>
               </w:rPr>
             </w:r>
@@ -3483,7 +3483,7 @@
             </w:pPr>
             <w:r>
               <w:rPr>
-                <w:rFonts w:ascii="Arial" w:hAnsi="Arial"/>
+                <w:rFonts w:ascii="Arial" w:hAnsi="Arial" w:cs="Arial" w:eastAsia="Arial"/>
                 <w:sz w:val="20"/>
               </w:rPr>
             </w:r>
@@ -3511,7 +3511,7 @@
             </w:pPr>
             <w:r>
               <w:rPr>
-                <w:rFonts w:ascii="Arial" w:hAnsi="Arial"/>
+                <w:rFonts w:ascii="Arial" w:hAnsi="Arial" w:cs="Arial" w:eastAsia="Arial"/>
                 <w:sz w:val="20"/>
               </w:rPr>
             </w:r>
@@ -3533,7 +3533,7 @@
             </w:pPr>
             <w:r>
               <w:rPr>
-                <w:rFonts w:ascii="Arial" w:hAnsi="Arial"/>
+                <w:rFonts w:ascii="Arial" w:hAnsi="Arial" w:cs="Arial" w:eastAsia="Arial"/>
                 <w:sz w:val="20"/>
               </w:rPr>
             </w:r>
@@ -3555,7 +3555,7 @@
             </w:pPr>
             <w:r>
               <w:rPr>
-                <w:rFonts w:ascii="Arial" w:hAnsi="Arial"/>
+                <w:rFonts w:ascii="Arial" w:hAnsi="Arial" w:cs="Arial" w:eastAsia="Arial"/>
                 <w:sz w:val="20"/>
               </w:rPr>
             </w:r>
@@ -3577,7 +3577,7 @@
             </w:pPr>
             <w:r>
               <w:rPr>
-                <w:rFonts w:ascii="Arial" w:hAnsi="Arial"/>
+                <w:rFonts w:ascii="Arial" w:hAnsi="Arial" w:cs="Arial" w:eastAsia="Arial"/>
                 <w:sz w:val="20"/>
               </w:rPr>
             </w:r>
@@ -3954,7 +3954,7 @@
   <w:docDefaults>
     <w:rPrDefault>
       <w:rPr>
-        <w:rFonts w:asciiTheme="minorHAnsi" w:eastAsiaTheme="minorEastAsia" w:hAnsiTheme="minorHAnsi" w:cstheme="minorBidi"/>
+        <w:rFonts w:ascii="Arial" w:hAnsi="Arial" w:cs="Arial" w:eastAsia="Arial"/>
         <w:sz w:val="22"/>
         <w:szCs w:val="22"/>
         <w:lang w:val="en-US" w:eastAsia="en-US" w:bidi="ar-SA"/>
@@ -4113,7 +4113,7 @@
       <w:spacing w:after="120" w:line="264" w:lineRule="auto"/>
     </w:pPr>
     <w:rPr>
-      <w:rFonts w:ascii="Arial" w:hAnsi="Arial"/>
+      <w:rFonts w:ascii="Arial" w:hAnsi="Arial" w:cs="Arial" w:eastAsia="Arial"/>
       <w:b w:val="0"/>
       <w:color w:val="000000"/>
       <w:sz w:val="22"/>
@@ -4130,7 +4130,7 @@
       <w:spacing w:after="120" w:line="264" w:lineRule="auto"/>
     </w:pPr>
     <w:rPr>
-      <w:rFonts w:ascii="Arial" w:hAnsi="Arial"/>
+      <w:rFonts w:ascii="Arial" w:hAnsi="Arial" w:cs="Arial" w:eastAsia="Arial"/>
       <w:b w:val="0"/>
       <w:color w:val="000000"/>
       <w:sz w:val="18"/>
@@ -4154,7 +4154,7 @@
       <w:spacing w:after="120" w:line="264" w:lineRule="auto"/>
     </w:pPr>
     <w:rPr>
-      <w:rFonts w:ascii="Arial" w:hAnsi="Arial"/>
+      <w:rFonts w:ascii="Arial" w:hAnsi="Arial" w:cs="Arial" w:eastAsia="Arial"/>
       <w:b w:val="0"/>
       <w:color w:val="000000"/>
       <w:sz w:val="18"/>
@@ -4182,7 +4182,7 @@
       <w:outlineLvl w:val="0"/>
     </w:pPr>
     <w:rPr>
-      <w:rFonts w:asciiTheme="majorHAnsi" w:eastAsiaTheme="majorEastAsia" w:hAnsiTheme="majorHAnsi" w:cstheme="majorBidi" w:ascii="Arial" w:hAnsi="Arial"/>
+      <w:rFonts w:ascii="Arial" w:hAnsi="Arial" w:cs="Arial" w:eastAsia="Arial"/>
       <w:b/>
       <w:bCs/>
       <w:color w:val="000000"/>
@@ -4206,7 +4206,7 @@
       <w:outlineLvl w:val="1"/>
     </w:pPr>
     <w:rPr>
-      <w:rFonts w:asciiTheme="majorHAnsi" w:eastAsiaTheme="majorEastAsia" w:hAnsiTheme="majorHAnsi" w:cstheme="majorBidi" w:ascii="Arial" w:hAnsi="Arial"/>
+      <w:rFonts w:ascii="Arial" w:hAnsi="Arial" w:cs="Arial" w:eastAsia="Arial"/>
       <w:b/>
       <w:bCs/>
       <w:color w:val="000000"/>
@@ -4230,7 +4230,7 @@
       <w:outlineLvl w:val="2"/>
     </w:pPr>
     <w:rPr>
-      <w:rFonts w:asciiTheme="majorHAnsi" w:eastAsiaTheme="majorEastAsia" w:hAnsiTheme="majorHAnsi" w:cstheme="majorBidi"/>
+      <w:rFonts w:ascii="Arial" w:hAnsi="Arial" w:cs="Arial" w:eastAsia="Arial"/>
       <w:b/>
       <w:bCs/>
       <w:color w:val="4F81BD" w:themeColor="accent1"/>
@@ -4253,7 +4253,7 @@
       <w:outlineLvl w:val="3"/>
     </w:pPr>
     <w:rPr>
-      <w:rFonts w:asciiTheme="majorHAnsi" w:eastAsiaTheme="majorEastAsia" w:hAnsiTheme="majorHAnsi" w:cstheme="majorBidi"/>
+      <w:rFonts w:ascii="Arial" w:hAnsi="Arial" w:cs="Arial" w:eastAsia="Arial"/>
       <w:b/>
       <w:bCs/>
       <w:i/>
@@ -4278,7 +4278,7 @@
       <w:outlineLvl w:val="4"/>
     </w:pPr>
     <w:rPr>
-      <w:rFonts w:asciiTheme="majorHAnsi" w:eastAsiaTheme="majorEastAsia" w:hAnsiTheme="majorHAnsi" w:cstheme="majorBidi"/>
+      <w:rFonts w:ascii="Arial" w:hAnsi="Arial" w:cs="Arial" w:eastAsia="Arial"/>
       <w:color w:val="243F60" w:themeColor="accent1" w:themeShade="7F"/>
     </w:rPr>
   </w:style>
@@ -4299,7 +4299,7 @@
       <w:outlineLvl w:val="5"/>
     </w:pPr>
     <w:rPr>
-      <w:rFonts w:asciiTheme="majorHAnsi" w:eastAsiaTheme="majorEastAsia" w:hAnsiTheme="majorHAnsi" w:cstheme="majorBidi"/>
+      <w:rFonts w:ascii="Arial" w:hAnsi="Arial" w:cs="Arial" w:eastAsia="Arial"/>
       <w:i/>
       <w:iCs/>
       <w:color w:val="243F60" w:themeColor="accent1" w:themeShade="7F"/>
@@ -4322,7 +4322,7 @@
       <w:outlineLvl w:val="6"/>
     </w:pPr>
     <w:rPr>
-      <w:rFonts w:asciiTheme="majorHAnsi" w:eastAsiaTheme="majorEastAsia" w:hAnsiTheme="majorHAnsi" w:cstheme="majorBidi"/>
+      <w:rFonts w:ascii="Arial" w:hAnsi="Arial" w:cs="Arial" w:eastAsia="Arial"/>
       <w:i/>
       <w:iCs/>
       <w:color w:val="404040" w:themeColor="text1" w:themeTint="BF"/>
@@ -4345,7 +4345,7 @@
       <w:outlineLvl w:val="7"/>
     </w:pPr>
     <w:rPr>
-      <w:rFonts w:asciiTheme="majorHAnsi" w:eastAsiaTheme="majorEastAsia" w:hAnsiTheme="majorHAnsi" w:cstheme="majorBidi"/>
+      <w:rFonts w:ascii="Arial" w:hAnsi="Arial" w:cs="Arial" w:eastAsia="Arial"/>
       <w:color w:val="4F81BD" w:themeColor="accent1"/>
       <w:sz w:val="20"/>
       <w:szCs w:val="20"/>
@@ -4368,7 +4368,7 @@
       <w:outlineLvl w:val="8"/>
     </w:pPr>
     <w:rPr>
-      <w:rFonts w:asciiTheme="majorHAnsi" w:eastAsiaTheme="majorEastAsia" w:hAnsiTheme="majorHAnsi" w:cstheme="majorBidi"/>
+      <w:rFonts w:ascii="Arial" w:hAnsi="Arial" w:cs="Arial" w:eastAsia="Arial"/>
       <w:i/>
       <w:iCs/>
       <w:color w:val="404040" w:themeColor="text1" w:themeTint="BF"/>
@@ -4419,7 +4419,7 @@
     <w:uiPriority w:val="9"/>
     <w:rsid w:val="00FC693F"/>
     <w:rPr>
-      <w:rFonts w:asciiTheme="majorHAnsi" w:eastAsiaTheme="majorEastAsia" w:hAnsiTheme="majorHAnsi" w:cstheme="majorBidi"/>
+      <w:rFonts w:ascii="Arial" w:hAnsi="Arial" w:cs="Arial" w:eastAsia="Arial"/>
       <w:b/>
       <w:bCs/>
       <w:color w:val="365F91" w:themeColor="accent1" w:themeShade="BF"/>
@@ -4434,7 +4434,7 @@
     <w:uiPriority w:val="9"/>
     <w:rsid w:val="00FC693F"/>
     <w:rPr>
-      <w:rFonts w:asciiTheme="majorHAnsi" w:eastAsiaTheme="majorEastAsia" w:hAnsiTheme="majorHAnsi" w:cstheme="majorBidi"/>
+      <w:rFonts w:ascii="Arial" w:hAnsi="Arial" w:cs="Arial" w:eastAsia="Arial"/>
       <w:b/>
       <w:bCs/>
       <w:color w:val="4F81BD" w:themeColor="accent1"/>
@@ -4449,7 +4449,7 @@
     <w:uiPriority w:val="9"/>
     <w:rsid w:val="00FC693F"/>
     <w:rPr>
-      <w:rFonts w:asciiTheme="majorHAnsi" w:eastAsiaTheme="majorEastAsia" w:hAnsiTheme="majorHAnsi" w:cstheme="majorBidi"/>
+      <w:rFonts w:ascii="Arial" w:hAnsi="Arial" w:cs="Arial" w:eastAsia="Arial"/>
       <w:b/>
       <w:bCs/>
       <w:color w:val="4F81BD" w:themeColor="accent1"/>
@@ -4468,7 +4468,7 @@
       <w:contextualSpacing/>
     </w:pPr>
     <w:rPr>
-      <w:rFonts w:asciiTheme="majorHAnsi" w:eastAsiaTheme="majorEastAsia" w:hAnsiTheme="majorHAnsi" w:cstheme="majorBidi" w:ascii="Arial" w:hAnsi="Arial"/>
+      <w:rFonts w:ascii="Arial" w:hAnsi="Arial" w:cs="Arial" w:eastAsia="Arial"/>
       <w:b/>
       <w:color w:val="000000"/>
       <w:spacing w:val="5"/>
@@ -4484,7 +4484,7 @@
     <w:uiPriority w:val="10"/>
     <w:rsid w:val="00FC693F"/>
     <w:rPr>
-      <w:rFonts w:asciiTheme="majorHAnsi" w:eastAsiaTheme="majorEastAsia" w:hAnsiTheme="majorHAnsi" w:cstheme="majorBidi"/>
+      <w:rFonts w:ascii="Arial" w:hAnsi="Arial" w:cs="Arial" w:eastAsia="Arial"/>
       <w:color w:val="17365D" w:themeColor="text2" w:themeShade="BF"/>
       <w:spacing w:val="5"/>
       <w:kern w:val="28"/>
@@ -4507,7 +4507,7 @@
       <w:spacing w:after="120" w:line="264" w:lineRule="auto"/>
     </w:pPr>
     <w:rPr>
-      <w:rFonts w:asciiTheme="majorHAnsi" w:eastAsiaTheme="majorEastAsia" w:hAnsiTheme="majorHAnsi" w:cstheme="majorBidi" w:ascii="Arial" w:hAnsi="Arial"/>
+      <w:rFonts w:ascii="Arial" w:hAnsi="Arial" w:cs="Arial" w:eastAsia="Arial"/>
       <w:b w:val="0"/>
       <w:i/>
       <w:iCs/>
@@ -4524,7 +4524,7 @@
     <w:uiPriority w:val="11"/>
     <w:rsid w:val="00FC693F"/>
     <w:rPr>
-      <w:rFonts w:asciiTheme="majorHAnsi" w:eastAsiaTheme="majorEastAsia" w:hAnsiTheme="majorHAnsi" w:cstheme="majorBidi"/>
+      <w:rFonts w:ascii="Arial" w:hAnsi="Arial" w:cs="Arial" w:eastAsia="Arial"/>
       <w:i/>
       <w:iCs/>
       <w:color w:val="4F81BD" w:themeColor="accent1"/>
@@ -4653,7 +4653,7 @@
       <w:contextualSpacing/>
     </w:pPr>
     <w:rPr>
-      <w:rFonts w:ascii="Arial" w:hAnsi="Arial"/>
+      <w:rFonts w:ascii="Arial" w:hAnsi="Arial" w:cs="Arial" w:eastAsia="Arial"/>
       <w:b w:val="0"/>
       <w:color w:val="000000"/>
       <w:sz w:val="22"/>
@@ -4699,7 +4699,7 @@
       <w:contextualSpacing/>
     </w:pPr>
     <w:rPr>
-      <w:rFonts w:ascii="Arial" w:hAnsi="Arial"/>
+      <w:rFonts w:ascii="Arial" w:hAnsi="Arial" w:cs="Arial" w:eastAsia="Arial"/>
       <w:b w:val="0"/>
       <w:color w:val="000000"/>
       <w:sz w:val="22"/>
@@ -4785,7 +4785,7 @@
       </w:tabs>
     </w:pPr>
     <w:rPr>
-      <w:rFonts w:ascii="Courier" w:hAnsi="Courier"/>
+      <w:rFonts w:ascii="Arial" w:hAnsi="Arial" w:cs="Arial" w:eastAsia="Arial"/>
       <w:sz w:val="20"/>
       <w:szCs w:val="20"/>
     </w:rPr>
@@ -4797,7 +4797,7 @@
     <w:uiPriority w:val="99"/>
     <w:rsid w:val="0029639D"/>
     <w:rPr>
-      <w:rFonts w:ascii="Courier" w:hAnsi="Courier"/>
+      <w:rFonts w:ascii="Arial" w:hAnsi="Arial" w:cs="Arial" w:eastAsia="Arial"/>
       <w:sz w:val="20"/>
       <w:szCs w:val="20"/>
     </w:rPr>
@@ -4836,7 +4836,7 @@
     <w:semiHidden/>
     <w:rsid w:val="00FC693F"/>
     <w:rPr>
-      <w:rFonts w:asciiTheme="majorHAnsi" w:eastAsiaTheme="majorEastAsia" w:hAnsiTheme="majorHAnsi" w:cstheme="majorBidi"/>
+      <w:rFonts w:ascii="Arial" w:hAnsi="Arial" w:cs="Arial" w:eastAsia="Arial"/>
       <w:b/>
       <w:bCs/>
       <w:i/>
@@ -4852,7 +4852,7 @@
     <w:semiHidden/>
     <w:rsid w:val="00FC693F"/>
     <w:rPr>
-      <w:rFonts w:asciiTheme="majorHAnsi" w:eastAsiaTheme="majorEastAsia" w:hAnsiTheme="majorHAnsi" w:cstheme="majorBidi"/>
+      <w:rFonts w:ascii="Arial" w:hAnsi="Arial" w:cs="Arial" w:eastAsia="Arial"/>
       <w:color w:val="243F60" w:themeColor="accent1" w:themeShade="7F"/>
     </w:rPr>
   </w:style>
@@ -4864,7 +4864,7 @@
     <w:semiHidden/>
     <w:rsid w:val="00FC693F"/>
     <w:rPr>
-      <w:rFonts w:asciiTheme="majorHAnsi" w:eastAsiaTheme="majorEastAsia" w:hAnsiTheme="majorHAnsi" w:cstheme="majorBidi"/>
+      <w:rFonts w:ascii="Arial" w:hAnsi="Arial" w:cs="Arial" w:eastAsia="Arial"/>
       <w:i/>
       <w:iCs/>
       <w:color w:val="243F60" w:themeColor="accent1" w:themeShade="7F"/>
@@ -4878,7 +4878,7 @@
     <w:semiHidden/>
     <w:rsid w:val="00FC693F"/>
     <w:rPr>
-      <w:rFonts w:asciiTheme="majorHAnsi" w:eastAsiaTheme="majorEastAsia" w:hAnsiTheme="majorHAnsi" w:cstheme="majorBidi"/>
+      <w:rFonts w:ascii="Arial" w:hAnsi="Arial" w:cs="Arial" w:eastAsia="Arial"/>
       <w:i/>
       <w:iCs/>
       <w:color w:val="404040" w:themeColor="text1" w:themeTint="BF"/>
@@ -4892,7 +4892,7 @@
     <w:semiHidden/>
     <w:rsid w:val="00FC693F"/>
     <w:rPr>
-      <w:rFonts w:asciiTheme="majorHAnsi" w:eastAsiaTheme="majorEastAsia" w:hAnsiTheme="majorHAnsi" w:cstheme="majorBidi"/>
+      <w:rFonts w:ascii="Arial" w:hAnsi="Arial" w:cs="Arial" w:eastAsia="Arial"/>
       <w:color w:val="4F81BD" w:themeColor="accent1"/>
       <w:sz w:val="20"/>
       <w:szCs w:val="20"/>
@@ -4906,7 +4906,7 @@
     <w:semiHidden/>
     <w:rsid w:val="00FC693F"/>
     <w:rPr>
-      <w:rFonts w:asciiTheme="majorHAnsi" w:eastAsiaTheme="majorEastAsia" w:hAnsiTheme="majorHAnsi" w:cstheme="majorBidi"/>
+      <w:rFonts w:ascii="Arial" w:hAnsi="Arial" w:cs="Arial" w:eastAsia="Arial"/>
       <w:i/>
       <w:iCs/>
       <w:color w:val="404040" w:themeColor="text1" w:themeTint="BF"/>
@@ -6492,7 +6492,7 @@
         <w:spacing w:before="0" w:after="0" w:line="240" w:lineRule="auto"/>
       </w:pPr>
       <w:rPr>
-        <w:rFonts w:asciiTheme="majorHAnsi" w:eastAsiaTheme="majorEastAsia" w:hAnsiTheme="majorHAnsi" w:cstheme="majorBidi"/>
+        <w:rFonts w:ascii="Arial" w:hAnsi="Arial" w:cs="Arial" w:eastAsia="Arial"/>
         <w:b/>
         <w:bCs/>
       </w:rPr>
@@ -6513,7 +6513,7 @@
         <w:spacing w:before="0" w:after="0" w:line="240" w:lineRule="auto"/>
       </w:pPr>
       <w:rPr>
-        <w:rFonts w:asciiTheme="majorHAnsi" w:eastAsiaTheme="majorEastAsia" w:hAnsiTheme="majorHAnsi" w:cstheme="majorBidi"/>
+        <w:rFonts w:ascii="Arial" w:hAnsi="Arial" w:cs="Arial" w:eastAsia="Arial"/>
         <w:b/>
         <w:bCs/>
       </w:rPr>
@@ -6531,14 +6531,14 @@
     </w:tblStylePr>
     <w:tblStylePr w:type="firstCol">
       <w:rPr>
-        <w:rFonts w:asciiTheme="majorHAnsi" w:eastAsiaTheme="majorEastAsia" w:hAnsiTheme="majorHAnsi" w:cstheme="majorBidi"/>
+        <w:rFonts w:ascii="Arial" w:hAnsi="Arial" w:cs="Arial" w:eastAsia="Arial"/>
         <w:b/>
         <w:bCs/>
       </w:rPr>
     </w:tblStylePr>
     <w:tblStylePr w:type="lastCol">
       <w:rPr>
-        <w:rFonts w:asciiTheme="majorHAnsi" w:eastAsiaTheme="majorEastAsia" w:hAnsiTheme="majorHAnsi" w:cstheme="majorBidi"/>
+        <w:rFonts w:ascii="Arial" w:hAnsi="Arial" w:cs="Arial" w:eastAsia="Arial"/>
         <w:b/>
         <w:bCs/>
       </w:rPr>
@@ -6622,7 +6622,7 @@
         <w:spacing w:before="0" w:after="0" w:line="240" w:lineRule="auto"/>
       </w:pPr>
       <w:rPr>
-        <w:rFonts w:asciiTheme="majorHAnsi" w:eastAsiaTheme="majorEastAsia" w:hAnsiTheme="majorHAnsi" w:cstheme="majorBidi"/>
+        <w:rFonts w:ascii="Arial" w:hAnsi="Arial" w:cs="Arial" w:eastAsia="Arial"/>
         <w:b/>
         <w:bCs/>
       </w:rPr>
@@ -6643,7 +6643,7 @@
         <w:spacing w:before="0" w:after="0" w:line="240" w:lineRule="auto"/>
       </w:pPr>
       <w:rPr>
-        <w:rFonts w:asciiTheme="majorHAnsi" w:eastAsiaTheme="majorEastAsia" w:hAnsiTheme="majorHAnsi" w:cstheme="majorBidi"/>
+        <w:rFonts w:ascii="Arial" w:hAnsi="Arial" w:cs="Arial" w:eastAsia="Arial"/>
         <w:b/>
         <w:bCs/>
       </w:rPr>
@@ -6661,14 +6661,14 @@
     </w:tblStylePr>
     <w:tblStylePr w:type="firstCol">
       <w:rPr>
-        <w:rFonts w:asciiTheme="majorHAnsi" w:eastAsiaTheme="majorEastAsia" w:hAnsiTheme="majorHAnsi" w:cstheme="majorBidi"/>
+        <w:rFonts w:ascii="Arial" w:hAnsi="Arial" w:cs="Arial" w:eastAsia="Arial"/>
         <w:b/>
         <w:bCs/>
       </w:rPr>
     </w:tblStylePr>
     <w:tblStylePr w:type="lastCol">
       <w:rPr>
-        <w:rFonts w:asciiTheme="majorHAnsi" w:eastAsiaTheme="majorEastAsia" w:hAnsiTheme="majorHAnsi" w:cstheme="majorBidi"/>
+        <w:rFonts w:ascii="Arial" w:hAnsi="Arial" w:cs="Arial" w:eastAsia="Arial"/>
         <w:b/>
         <w:bCs/>
       </w:rPr>
@@ -6752,7 +6752,7 @@
         <w:spacing w:before="0" w:after="0" w:line="240" w:lineRule="auto"/>
       </w:pPr>
       <w:rPr>
-        <w:rFonts w:asciiTheme="majorHAnsi" w:eastAsiaTheme="majorEastAsia" w:hAnsiTheme="majorHAnsi" w:cstheme="majorBidi"/>
+        <w:rFonts w:ascii="Arial" w:hAnsi="Arial" w:cs="Arial" w:eastAsia="Arial"/>
         <w:b/>
         <w:bCs/>
       </w:rPr>
@@ -6773,7 +6773,7 @@
         <w:spacing w:before="0" w:after="0" w:line="240" w:lineRule="auto"/>
       </w:pPr>
       <w:rPr>
-        <w:rFonts w:asciiTheme="majorHAnsi" w:eastAsiaTheme="majorEastAsia" w:hAnsiTheme="majorHAnsi" w:cstheme="majorBidi"/>
+        <w:rFonts w:ascii="Arial" w:hAnsi="Arial" w:cs="Arial" w:eastAsia="Arial"/>
         <w:b/>
         <w:bCs/>
       </w:rPr>
@@ -6791,14 +6791,14 @@
     </w:tblStylePr>
     <w:tblStylePr w:type="firstCol">
       <w:rPr>
-        <w:rFonts w:asciiTheme="majorHAnsi" w:eastAsiaTheme="majorEastAsia" w:hAnsiTheme="majorHAnsi" w:cstheme="majorBidi"/>
+        <w:rFonts w:ascii="Arial" w:hAnsi="Arial" w:cs="Arial" w:eastAsia="Arial"/>
         <w:b/>
         <w:bCs/>
       </w:rPr>
     </w:tblStylePr>
     <w:tblStylePr w:type="lastCol">
       <w:rPr>
-        <w:rFonts w:asciiTheme="majorHAnsi" w:eastAsiaTheme="majorEastAsia" w:hAnsiTheme="majorHAnsi" w:cstheme="majorBidi"/>
+        <w:rFonts w:ascii="Arial" w:hAnsi="Arial" w:cs="Arial" w:eastAsia="Arial"/>
         <w:b/>
         <w:bCs/>
       </w:rPr>
@@ -6882,7 +6882,7 @@
         <w:spacing w:before="0" w:after="0" w:line="240" w:lineRule="auto"/>
       </w:pPr>
       <w:rPr>
-        <w:rFonts w:asciiTheme="majorHAnsi" w:eastAsiaTheme="majorEastAsia" w:hAnsiTheme="majorHAnsi" w:cstheme="majorBidi"/>
+        <w:rFonts w:ascii="Arial" w:hAnsi="Arial" w:cs="Arial" w:eastAsia="Arial"/>
         <w:b/>
         <w:bCs/>
       </w:rPr>
@@ -6903,7 +6903,7 @@
         <w:spacing w:before="0" w:after="0" w:line="240" w:lineRule="auto"/>
       </w:pPr>
       <w:rPr>
-        <w:rFonts w:asciiTheme="majorHAnsi" w:eastAsiaTheme="majorEastAsia" w:hAnsiTheme="majorHAnsi" w:cstheme="majorBidi"/>
+        <w:rFonts w:ascii="Arial" w:hAnsi="Arial" w:cs="Arial" w:eastAsia="Arial"/>
         <w:b/>
         <w:bCs/>
       </w:rPr>
@@ -6921,14 +6921,14 @@
     </w:tblStylePr>
     <w:tblStylePr w:type="firstCol">
       <w:rPr>
-        <w:rFonts w:asciiTheme="majorHAnsi" w:eastAsiaTheme="majorEastAsia" w:hAnsiTheme="majorHAnsi" w:cstheme="majorBidi"/>
+        <w:rFonts w:ascii="Arial" w:hAnsi="Arial" w:cs="Arial" w:eastAsia="Arial"/>
         <w:b/>
         <w:bCs/>
       </w:rPr>
     </w:tblStylePr>
     <w:tblStylePr w:type="lastCol">
       <w:rPr>
-        <w:rFonts w:asciiTheme="majorHAnsi" w:eastAsiaTheme="majorEastAsia" w:hAnsiTheme="majorHAnsi" w:cstheme="majorBidi"/>
+        <w:rFonts w:ascii="Arial" w:hAnsi="Arial" w:cs="Arial" w:eastAsia="Arial"/>
         <w:b/>
         <w:bCs/>
       </w:rPr>
@@ -7012,7 +7012,7 @@
         <w:spacing w:before="0" w:after="0" w:line="240" w:lineRule="auto"/>
       </w:pPr>
       <w:rPr>
-        <w:rFonts w:asciiTheme="majorHAnsi" w:eastAsiaTheme="majorEastAsia" w:hAnsiTheme="majorHAnsi" w:cstheme="majorBidi"/>
+        <w:rFonts w:ascii="Arial" w:hAnsi="Arial" w:cs="Arial" w:eastAsia="Arial"/>
         <w:b/>
         <w:bCs/>
       </w:rPr>
@@ -7033,7 +7033,7 @@
         <w:spacing w:before="0" w:after="0" w:line="240" w:lineRule="auto"/>
       </w:pPr>
       <w:rPr>
-        <w:rFonts w:asciiTheme="majorHAnsi" w:eastAsiaTheme="majorEastAsia" w:hAnsiTheme="majorHAnsi" w:cstheme="majorBidi"/>
+        <w:rFonts w:ascii="Arial" w:hAnsi="Arial" w:cs="Arial" w:eastAsia="Arial"/>
         <w:b/>
         <w:bCs/>
       </w:rPr>
@@ -7051,14 +7051,14 @@
     </w:tblStylePr>
     <w:tblStylePr w:type="firstCol">
       <w:rPr>
-        <w:rFonts w:asciiTheme="majorHAnsi" w:eastAsiaTheme="majorEastAsia" w:hAnsiTheme="majorHAnsi" w:cstheme="majorBidi"/>
+        <w:rFonts w:ascii="Arial" w:hAnsi="Arial" w:cs="Arial" w:eastAsia="Arial"/>
         <w:b/>
         <w:bCs/>
       </w:rPr>
     </w:tblStylePr>
     <w:tblStylePr w:type="lastCol">
       <w:rPr>
-        <w:rFonts w:asciiTheme="majorHAnsi" w:eastAsiaTheme="majorEastAsia" w:hAnsiTheme="majorHAnsi" w:cstheme="majorBidi"/>
+        <w:rFonts w:ascii="Arial" w:hAnsi="Arial" w:cs="Arial" w:eastAsia="Arial"/>
         <w:b/>
         <w:bCs/>
       </w:rPr>
@@ -7142,7 +7142,7 @@
         <w:spacing w:before="0" w:after="0" w:line="240" w:lineRule="auto"/>
       </w:pPr>
       <w:rPr>
-        <w:rFonts w:asciiTheme="majorHAnsi" w:eastAsiaTheme="majorEastAsia" w:hAnsiTheme="majorHAnsi" w:cstheme="majorBidi"/>
+        <w:rFonts w:ascii="Arial" w:hAnsi="Arial" w:cs="Arial" w:eastAsia="Arial"/>
         <w:b/>
         <w:bCs/>
       </w:rPr>
@@ -7163,7 +7163,7 @@
         <w:spacing w:before="0" w:after="0" w:line="240" w:lineRule="auto"/>
       </w:pPr>
       <w:rPr>
-        <w:rFonts w:asciiTheme="majorHAnsi" w:eastAsiaTheme="majorEastAsia" w:hAnsiTheme="majorHAnsi" w:cstheme="majorBidi"/>
+        <w:rFonts w:ascii="Arial" w:hAnsi="Arial" w:cs="Arial" w:eastAsia="Arial"/>
         <w:b/>
         <w:bCs/>
       </w:rPr>
@@ -7181,14 +7181,14 @@
     </w:tblStylePr>
     <w:tblStylePr w:type="firstCol">
       <w:rPr>
-        <w:rFonts w:asciiTheme="majorHAnsi" w:eastAsiaTheme="majorEastAsia" w:hAnsiTheme="majorHAnsi" w:cstheme="majorBidi"/>
+        <w:rFonts w:ascii="Arial" w:hAnsi="Arial" w:cs="Arial" w:eastAsia="Arial"/>
         <w:b/>
         <w:bCs/>
       </w:rPr>
     </w:tblStylePr>
     <w:tblStylePr w:type="lastCol">
       <w:rPr>
-        <w:rFonts w:asciiTheme="majorHAnsi" w:eastAsiaTheme="majorEastAsia" w:hAnsiTheme="majorHAnsi" w:cstheme="majorBidi"/>
+        <w:rFonts w:ascii="Arial" w:hAnsi="Arial" w:cs="Arial" w:eastAsia="Arial"/>
         <w:b/>
         <w:bCs/>
       </w:rPr>
@@ -7272,7 +7272,7 @@
         <w:spacing w:before="0" w:after="0" w:line="240" w:lineRule="auto"/>
       </w:pPr>
       <w:rPr>
-        <w:rFonts w:asciiTheme="majorHAnsi" w:eastAsiaTheme="majorEastAsia" w:hAnsiTheme="majorHAnsi" w:cstheme="majorBidi"/>
+        <w:rFonts w:ascii="Arial" w:hAnsi="Arial" w:cs="Arial" w:eastAsia="Arial"/>
         <w:b/>
         <w:bCs/>
       </w:rPr>
@@ -7293,7 +7293,7 @@
         <w:spacing w:before="0" w:after="0" w:line="240" w:lineRule="auto"/>
       </w:pPr>
       <w:rPr>
-        <w:rFonts w:asciiTheme="majorHAnsi" w:eastAsiaTheme="majorEastAsia" w:hAnsiTheme="majorHAnsi" w:cstheme="majorBidi"/>
+        <w:rFonts w:ascii="Arial" w:hAnsi="Arial" w:cs="Arial" w:eastAsia="Arial"/>
         <w:b/>
         <w:bCs/>
       </w:rPr>
@@ -7311,14 +7311,14 @@
     </w:tblStylePr>
     <w:tblStylePr w:type="firstCol">
       <w:rPr>
-        <w:rFonts w:asciiTheme="majorHAnsi" w:eastAsiaTheme="majorEastAsia" w:hAnsiTheme="majorHAnsi" w:cstheme="majorBidi"/>
+        <w:rFonts w:ascii="Arial" w:hAnsi="Arial" w:cs="Arial" w:eastAsia="Arial"/>
         <w:b/>
         <w:bCs/>
       </w:rPr>
     </w:tblStylePr>
     <w:tblStylePr w:type="lastCol">
       <w:rPr>
-        <w:rFonts w:asciiTheme="majorHAnsi" w:eastAsiaTheme="majorEastAsia" w:hAnsiTheme="majorHAnsi" w:cstheme="majorBidi"/>
+        <w:rFonts w:ascii="Arial" w:hAnsi="Arial" w:cs="Arial" w:eastAsia="Arial"/>
         <w:b/>
         <w:bCs/>
       </w:rPr>
@@ -9183,7 +9183,7 @@
     </w:tblPr>
     <w:tblStylePr w:type="firstRow">
       <w:rPr>
-        <w:rFonts w:asciiTheme="majorHAnsi" w:eastAsiaTheme="majorEastAsia" w:hAnsiTheme="majorHAnsi" w:cstheme="majorBidi"/>
+        <w:rFonts w:ascii="Arial" w:hAnsi="Arial" w:cs="Arial" w:eastAsia="Arial"/>
       </w:rPr>
       <w:tblPr/>
       <w:tcPr>
@@ -9267,7 +9267,7 @@
     </w:tblPr>
     <w:tblStylePr w:type="firstRow">
       <w:rPr>
-        <w:rFonts w:asciiTheme="majorHAnsi" w:eastAsiaTheme="majorEastAsia" w:hAnsiTheme="majorHAnsi" w:cstheme="majorBidi"/>
+        <w:rFonts w:ascii="Arial" w:hAnsi="Arial" w:cs="Arial" w:eastAsia="Arial"/>
       </w:rPr>
       <w:tblPr/>
       <w:tcPr>
@@ -9351,7 +9351,7 @@
     </w:tblPr>
     <w:tblStylePr w:type="firstRow">
       <w:rPr>
-        <w:rFonts w:asciiTheme="majorHAnsi" w:eastAsiaTheme="majorEastAsia" w:hAnsiTheme="majorHAnsi" w:cstheme="majorBidi"/>
+        <w:rFonts w:ascii="Arial" w:hAnsi="Arial" w:cs="Arial" w:eastAsia="Arial"/>
       </w:rPr>
       <w:tblPr/>
       <w:tcPr>
@@ -9435,7 +9435,7 @@
     </w:tblPr>
     <w:tblStylePr w:type="firstRow">
       <w:rPr>
-        <w:rFonts w:asciiTheme="majorHAnsi" w:eastAsiaTheme="majorEastAsia" w:hAnsiTheme="majorHAnsi" w:cstheme="majorBidi"/>
+        <w:rFonts w:ascii="Arial" w:hAnsi="Arial" w:cs="Arial" w:eastAsia="Arial"/>
       </w:rPr>
       <w:tblPr/>
       <w:tcPr>
@@ -9519,7 +9519,7 @@
     </w:tblPr>
     <w:tblStylePr w:type="firstRow">
       <w:rPr>
-        <w:rFonts w:asciiTheme="majorHAnsi" w:eastAsiaTheme="majorEastAsia" w:hAnsiTheme="majorHAnsi" w:cstheme="majorBidi"/>
+        <w:rFonts w:ascii="Arial" w:hAnsi="Arial" w:cs="Arial" w:eastAsia="Arial"/>
       </w:rPr>
       <w:tblPr/>
       <w:tcPr>
@@ -9603,7 +9603,7 @@
     </w:tblPr>
     <w:tblStylePr w:type="firstRow">
       <w:rPr>
-        <w:rFonts w:asciiTheme="majorHAnsi" w:eastAsiaTheme="majorEastAsia" w:hAnsiTheme="majorHAnsi" w:cstheme="majorBidi"/>
+        <w:rFonts w:ascii="Arial" w:hAnsi="Arial" w:cs="Arial" w:eastAsia="Arial"/>
       </w:rPr>
       <w:tblPr/>
       <w:tcPr>
@@ -9687,7 +9687,7 @@
     </w:tblPr>
     <w:tblStylePr w:type="firstRow">
       <w:rPr>
-        <w:rFonts w:asciiTheme="majorHAnsi" w:eastAsiaTheme="majorEastAsia" w:hAnsiTheme="majorHAnsi" w:cstheme="majorBidi"/>
+        <w:rFonts w:ascii="Arial" w:hAnsi="Arial" w:cs="Arial" w:eastAsia="Arial"/>
       </w:rPr>
       <w:tblPr/>
       <w:tcPr>
@@ -9752,7 +9752,7 @@
       <w:spacing w:after="0" w:line="240" w:lineRule="auto"/>
     </w:pPr>
     <w:rPr>
-      <w:rFonts w:asciiTheme="majorHAnsi" w:eastAsiaTheme="majorEastAsia" w:hAnsiTheme="majorHAnsi" w:cstheme="majorBidi"/>
+      <w:rFonts w:ascii="Arial" w:hAnsi="Arial" w:cs="Arial" w:eastAsia="Arial"/>
       <w:color w:val="000000" w:themeColor="text1"/>
     </w:rPr>
     <w:tblPr>
@@ -9880,7 +9880,7 @@
       <w:spacing w:after="0" w:line="240" w:lineRule="auto"/>
     </w:pPr>
     <w:rPr>
-      <w:rFonts w:asciiTheme="majorHAnsi" w:eastAsiaTheme="majorEastAsia" w:hAnsiTheme="majorHAnsi" w:cstheme="majorBidi"/>
+      <w:rFonts w:ascii="Arial" w:hAnsi="Arial" w:cs="Arial" w:eastAsia="Arial"/>
       <w:color w:val="000000" w:themeColor="text1"/>
     </w:rPr>
     <w:tblPr>
@@ -10008,7 +10008,7 @@
       <w:spacing w:after="0" w:line="240" w:lineRule="auto"/>
     </w:pPr>
     <w:rPr>
-      <w:rFonts w:asciiTheme="majorHAnsi" w:eastAsiaTheme="majorEastAsia" w:hAnsiTheme="majorHAnsi" w:cstheme="majorBidi"/>
+      <w:rFonts w:ascii="Arial" w:hAnsi="Arial" w:cs="Arial" w:eastAsia="Arial"/>
       <w:color w:val="000000" w:themeColor="text1"/>
     </w:rPr>
     <w:tblPr>
@@ -10136,7 +10136,7 @@
       <w:spacing w:after="0" w:line="240" w:lineRule="auto"/>
     </w:pPr>
     <w:rPr>
-      <w:rFonts w:asciiTheme="majorHAnsi" w:eastAsiaTheme="majorEastAsia" w:hAnsiTheme="majorHAnsi" w:cstheme="majorBidi"/>
+      <w:rFonts w:ascii="Arial" w:hAnsi="Arial" w:cs="Arial" w:eastAsia="Arial"/>
       <w:color w:val="000000" w:themeColor="text1"/>
     </w:rPr>
     <w:tblPr>
@@ -10264,7 +10264,7 @@
       <w:spacing w:after="0" w:line="240" w:lineRule="auto"/>
     </w:pPr>
     <w:rPr>
-      <w:rFonts w:asciiTheme="majorHAnsi" w:eastAsiaTheme="majorEastAsia" w:hAnsiTheme="majorHAnsi" w:cstheme="majorBidi"/>
+      <w:rFonts w:ascii="Arial" w:hAnsi="Arial" w:cs="Arial" w:eastAsia="Arial"/>
       <w:color w:val="000000" w:themeColor="text1"/>
     </w:rPr>
     <w:tblPr>
@@ -10392,7 +10392,7 @@
       <w:spacing w:after="0" w:line="240" w:lineRule="auto"/>
     </w:pPr>
     <w:rPr>
-      <w:rFonts w:asciiTheme="majorHAnsi" w:eastAsiaTheme="majorEastAsia" w:hAnsiTheme="majorHAnsi" w:cstheme="majorBidi"/>
+      <w:rFonts w:ascii="Arial" w:hAnsi="Arial" w:cs="Arial" w:eastAsia="Arial"/>
       <w:color w:val="000000" w:themeColor="text1"/>
     </w:rPr>
     <w:tblPr>
@@ -10520,7 +10520,7 @@
       <w:spacing w:after="0" w:line="240" w:lineRule="auto"/>
     </w:pPr>
     <w:rPr>
-      <w:rFonts w:asciiTheme="majorHAnsi" w:eastAsiaTheme="majorEastAsia" w:hAnsiTheme="majorHAnsi" w:cstheme="majorBidi"/>
+      <w:rFonts w:ascii="Arial" w:hAnsi="Arial" w:cs="Arial" w:eastAsia="Arial"/>
       <w:color w:val="000000" w:themeColor="text1"/>
     </w:rPr>
     <w:tblPr>
@@ -11159,7 +11159,7 @@
       <w:spacing w:after="0" w:line="240" w:lineRule="auto"/>
     </w:pPr>
     <w:rPr>
-      <w:rFonts w:asciiTheme="majorHAnsi" w:eastAsiaTheme="majorEastAsia" w:hAnsiTheme="majorHAnsi" w:cstheme="majorBidi"/>
+      <w:rFonts w:ascii="Arial" w:hAnsi="Arial" w:cs="Arial" w:eastAsia="Arial"/>
       <w:color w:val="000000" w:themeColor="text1"/>
     </w:rPr>
     <w:tblPr>
@@ -11284,7 +11284,7 @@
       <w:spacing w:after="0" w:line="240" w:lineRule="auto"/>
     </w:pPr>
     <w:rPr>
-      <w:rFonts w:asciiTheme="majorHAnsi" w:eastAsiaTheme="majorEastAsia" w:hAnsiTheme="majorHAnsi" w:cstheme="majorBidi"/>
+      <w:rFonts w:ascii="Arial" w:hAnsi="Arial" w:cs="Arial" w:eastAsia="Arial"/>
       <w:color w:val="000000" w:themeColor="text1"/>
     </w:rPr>
     <w:tblPr>
@@ -11409,7 +11409,7 @@
       <w:spacing w:after="0" w:line="240" w:lineRule="auto"/>
     </w:pPr>
     <w:rPr>
-      <w:rFonts w:asciiTheme="majorHAnsi" w:eastAsiaTheme="majorEastAsia" w:hAnsiTheme="majorHAnsi" w:cstheme="majorBidi"/>
+      <w:rFonts w:ascii="Arial" w:hAnsi="Arial" w:cs="Arial" w:eastAsia="Arial"/>
       <w:color w:val="000000" w:themeColor="text1"/>
     </w:rPr>
     <w:tblPr>
@@ -11534,7 +11534,7 @@
       <w:spacing w:after="0" w:line="240" w:lineRule="auto"/>
     </w:pPr>
     <w:rPr>
-      <w:rFonts w:asciiTheme="majorHAnsi" w:eastAsiaTheme="majorEastAsia" w:hAnsiTheme="majorHAnsi" w:cstheme="majorBidi"/>
+      <w:rFonts w:ascii="Arial" w:hAnsi="Arial" w:cs="Arial" w:eastAsia="Arial"/>
       <w:color w:val="000000" w:themeColor="text1"/>
     </w:rPr>
     <w:tblPr>
@@ -11659,7 +11659,7 @@
       <w:spacing w:after="0" w:line="240" w:lineRule="auto"/>
     </w:pPr>
     <w:rPr>
-      <w:rFonts w:asciiTheme="majorHAnsi" w:eastAsiaTheme="majorEastAsia" w:hAnsiTheme="majorHAnsi" w:cstheme="majorBidi"/>
+      <w:rFonts w:ascii="Arial" w:hAnsi="Arial" w:cs="Arial" w:eastAsia="Arial"/>
       <w:color w:val="000000" w:themeColor="text1"/>
     </w:rPr>
     <w:tblPr>
@@ -11784,7 +11784,7 @@
       <w:spacing w:after="0" w:line="240" w:lineRule="auto"/>
     </w:pPr>
     <w:rPr>
-      <w:rFonts w:asciiTheme="majorHAnsi" w:eastAsiaTheme="majorEastAsia" w:hAnsiTheme="majorHAnsi" w:cstheme="majorBidi"/>
+      <w:rFonts w:ascii="Arial" w:hAnsi="Arial" w:cs="Arial" w:eastAsia="Arial"/>
       <w:color w:val="000000" w:themeColor="text1"/>
     </w:rPr>
     <w:tblPr>
@@ -11909,7 +11909,7 @@
       <w:spacing w:after="0" w:line="240" w:lineRule="auto"/>
     </w:pPr>
     <w:rPr>
-      <w:rFonts w:asciiTheme="majorHAnsi" w:eastAsiaTheme="majorEastAsia" w:hAnsiTheme="majorHAnsi" w:cstheme="majorBidi"/>
+      <w:rFonts w:ascii="Arial" w:hAnsi="Arial" w:cs="Arial" w:eastAsia="Arial"/>
       <w:color w:val="000000" w:themeColor="text1"/>
     </w:rPr>
     <w:tblPr>
@@ -15824,7 +15824,7 @@
   <w:docDefaults>
     <w:rPrDefault>
       <w:rPr>
-        <w:rFonts w:asciiTheme="minorHAnsi" w:eastAsiaTheme="minorEastAsia" w:hAnsiTheme="minorHAnsi" w:cstheme="minorBidi"/>
+        <w:rFonts w:ascii="Arial" w:hAnsi="Arial" w:cs="Arial" w:eastAsia="Arial"/>
         <w:sz w:val="22"/>
         <w:szCs w:val="22"/>
         <w:lang w:val="en-US" w:eastAsia="en-US" w:bidi="ar-SA"/>
@@ -15995,7 +15995,7 @@
       <w:outlineLvl w:val="0"/>
     </w:pPr>
     <w:rPr>
-      <w:rFonts w:asciiTheme="majorHAnsi" w:eastAsiaTheme="majorEastAsia" w:hAnsiTheme="majorHAnsi" w:cstheme="majorBidi"/>
+      <w:rFonts w:ascii="Arial" w:hAnsi="Arial" w:cs="Arial" w:eastAsia="Arial"/>
       <w:b/>
       <w:bCs/>
       <w:color w:val="365F91" w:themeColor="accent1" w:themeShade="BF"/>
@@ -16019,7 +16019,7 @@
       <w:outlineLvl w:val="1"/>
     </w:pPr>
     <w:rPr>
-      <w:rFonts w:asciiTheme="majorHAnsi" w:eastAsiaTheme="majorEastAsia" w:hAnsiTheme="majorHAnsi" w:cstheme="majorBidi"/>
+      <w:rFonts w:ascii="Arial" w:hAnsi="Arial" w:cs="Arial" w:eastAsia="Arial"/>
       <w:b/>
       <w:bCs/>
       <w:color w:val="4F81BD" w:themeColor="accent1"/>
@@ -16043,7 +16043,7 @@
       <w:outlineLvl w:val="2"/>
     </w:pPr>
     <w:rPr>
-      <w:rFonts w:asciiTheme="majorHAnsi" w:eastAsiaTheme="majorEastAsia" w:hAnsiTheme="majorHAnsi" w:cstheme="majorBidi"/>
+      <w:rFonts w:ascii="Arial" w:hAnsi="Arial" w:cs="Arial" w:eastAsia="Arial"/>
       <w:b/>
       <w:bCs/>
       <w:color w:val="4F81BD" w:themeColor="accent1"/>
@@ -16066,7 +16066,7 @@
       <w:outlineLvl w:val="3"/>
     </w:pPr>
     <w:rPr>
-      <w:rFonts w:asciiTheme="majorHAnsi" w:eastAsiaTheme="majorEastAsia" w:hAnsiTheme="majorHAnsi" w:cstheme="majorBidi"/>
+      <w:rFonts w:ascii="Arial" w:hAnsi="Arial" w:cs="Arial" w:eastAsia="Arial"/>
       <w:b/>
       <w:bCs/>
       <w:i/>
@@ -16091,7 +16091,7 @@
       <w:outlineLvl w:val="4"/>
     </w:pPr>
     <w:rPr>
-      <w:rFonts w:asciiTheme="majorHAnsi" w:eastAsiaTheme="majorEastAsia" w:hAnsiTheme="majorHAnsi" w:cstheme="majorBidi"/>
+      <w:rFonts w:ascii="Arial" w:hAnsi="Arial" w:cs="Arial" w:eastAsia="Arial"/>
       <w:color w:val="243F60" w:themeColor="accent1" w:themeShade="7F"/>
     </w:rPr>
   </w:style>
@@ -16112,7 +16112,7 @@
       <w:outlineLvl w:val="5"/>
     </w:pPr>
     <w:rPr>
-      <w:rFonts w:asciiTheme="majorHAnsi" w:eastAsiaTheme="majorEastAsia" w:hAnsiTheme="majorHAnsi" w:cstheme="majorBidi"/>
+      <w:rFonts w:ascii="Arial" w:hAnsi="Arial" w:cs="Arial" w:eastAsia="Arial"/>
       <w:i/>
       <w:iCs/>
       <w:color w:val="243F60" w:themeColor="accent1" w:themeShade="7F"/>
@@ -16135,7 +16135,7 @@
       <w:outlineLvl w:val="6"/>
     </w:pPr>
     <w:rPr>
-      <w:rFonts w:asciiTheme="majorHAnsi" w:eastAsiaTheme="majorEastAsia" w:hAnsiTheme="majorHAnsi" w:cstheme="majorBidi"/>
+      <w:rFonts w:ascii="Arial" w:hAnsi="Arial" w:cs="Arial" w:eastAsia="Arial"/>
       <w:i/>
       <w:iCs/>
       <w:color w:val="404040" w:themeColor="text1" w:themeTint="BF"/>
@@ -16158,7 +16158,7 @@
       <w:outlineLvl w:val="7"/>
     </w:pPr>
     <w:rPr>
-      <w:rFonts w:asciiTheme="majorHAnsi" w:eastAsiaTheme="majorEastAsia" w:hAnsiTheme="majorHAnsi" w:cstheme="majorBidi"/>
+      <w:rFonts w:ascii="Arial" w:hAnsi="Arial" w:cs="Arial" w:eastAsia="Arial"/>
       <w:color w:val="4F81BD" w:themeColor="accent1"/>
       <w:sz w:val="20"/>
       <w:szCs w:val="20"/>
@@ -16181,7 +16181,7 @@
       <w:outlineLvl w:val="8"/>
     </w:pPr>
     <w:rPr>
-      <w:rFonts w:asciiTheme="majorHAnsi" w:eastAsiaTheme="majorEastAsia" w:hAnsiTheme="majorHAnsi" w:cstheme="majorBidi"/>
+      <w:rFonts w:ascii="Arial" w:hAnsi="Arial" w:cs="Arial" w:eastAsia="Arial"/>
       <w:i/>
       <w:iCs/>
       <w:color w:val="404040" w:themeColor="text1" w:themeTint="BF"/>
@@ -16232,7 +16232,7 @@
     <w:uiPriority w:val="9"/>
     <w:rsid w:val="00FC693F"/>
     <w:rPr>
-      <w:rFonts w:asciiTheme="majorHAnsi" w:eastAsiaTheme="majorEastAsia" w:hAnsiTheme="majorHAnsi" w:cstheme="majorBidi"/>
+      <w:rFonts w:ascii="Arial" w:hAnsi="Arial" w:cs="Arial" w:eastAsia="Arial"/>
       <w:b/>
       <w:bCs/>
       <w:color w:val="365F91" w:themeColor="accent1" w:themeShade="BF"/>
@@ -16247,7 +16247,7 @@
     <w:uiPriority w:val="9"/>
     <w:rsid w:val="00FC693F"/>
     <w:rPr>
-      <w:rFonts w:asciiTheme="majorHAnsi" w:eastAsiaTheme="majorEastAsia" w:hAnsiTheme="majorHAnsi" w:cstheme="majorBidi"/>
+      <w:rFonts w:ascii="Arial" w:hAnsi="Arial" w:cs="Arial" w:eastAsia="Arial"/>
       <w:b/>
       <w:bCs/>
       <w:color w:val="4F81BD" w:themeColor="accent1"/>
@@ -16262,7 +16262,7 @@
     <w:uiPriority w:val="9"/>
     <w:rsid w:val="00FC693F"/>
     <w:rPr>
-      <w:rFonts w:asciiTheme="majorHAnsi" w:eastAsiaTheme="majorEastAsia" w:hAnsiTheme="majorHAnsi" w:cstheme="majorBidi"/>
+      <w:rFonts w:ascii="Arial" w:hAnsi="Arial" w:cs="Arial" w:eastAsia="Arial"/>
       <w:b/>
       <w:bCs/>
       <w:color w:val="4F81BD" w:themeColor="accent1"/>
@@ -16284,7 +16284,7 @@
       <w:contextualSpacing/>
     </w:pPr>
     <w:rPr>
-      <w:rFonts w:asciiTheme="majorHAnsi" w:eastAsiaTheme="majorEastAsia" w:hAnsiTheme="majorHAnsi" w:cstheme="majorBidi"/>
+      <w:rFonts w:ascii="Arial" w:hAnsi="Arial" w:cs="Arial" w:eastAsia="Arial"/>
       <w:color w:val="17365D" w:themeColor="text2" w:themeShade="BF"/>
       <w:spacing w:val="5"/>
       <w:kern w:val="28"/>
@@ -16299,7 +16299,7 @@
     <w:uiPriority w:val="10"/>
     <w:rsid w:val="00FC693F"/>
     <w:rPr>
-      <w:rFonts w:asciiTheme="majorHAnsi" w:eastAsiaTheme="majorEastAsia" w:hAnsiTheme="majorHAnsi" w:cstheme="majorBidi"/>
+      <w:rFonts w:ascii="Arial" w:hAnsi="Arial" w:cs="Arial" w:eastAsia="Arial"/>
       <w:color w:val="17365D" w:themeColor="text2" w:themeShade="BF"/>
       <w:spacing w:val="5"/>
       <w:kern w:val="28"/>
@@ -16321,7 +16321,7 @@
       </w:numPr>
     </w:pPr>
     <w:rPr>
-      <w:rFonts w:asciiTheme="majorHAnsi" w:eastAsiaTheme="majorEastAsia" w:hAnsiTheme="majorHAnsi" w:cstheme="majorBidi"/>
+      <w:rFonts w:ascii="Arial" w:hAnsi="Arial" w:cs="Arial" w:eastAsia="Arial"/>
       <w:i/>
       <w:iCs/>
       <w:color w:val="4F81BD" w:themeColor="accent1"/>
@@ -16337,7 +16337,7 @@
     <w:uiPriority w:val="11"/>
     <w:rsid w:val="00FC693F"/>
     <w:rPr>
-      <w:rFonts w:asciiTheme="majorHAnsi" w:eastAsiaTheme="majorEastAsia" w:hAnsiTheme="majorHAnsi" w:cstheme="majorBidi"/>
+      <w:rFonts w:ascii="Arial" w:hAnsi="Arial" w:cs="Arial" w:eastAsia="Arial"/>
       <w:i/>
       <w:iCs/>
       <w:color w:val="4F81BD" w:themeColor="accent1"/>
@@ -16584,7 +16584,7 @@
       </w:tabs>
     </w:pPr>
     <w:rPr>
-      <w:rFonts w:ascii="Courier" w:hAnsi="Courier"/>
+      <w:rFonts w:ascii="Arial" w:hAnsi="Arial" w:cs="Arial" w:eastAsia="Arial"/>
       <w:sz w:val="20"/>
       <w:szCs w:val="20"/>
     </w:rPr>
@@ -16596,7 +16596,7 @@
     <w:uiPriority w:val="99"/>
     <w:rsid w:val="0029639D"/>
     <w:rPr>
-      <w:rFonts w:ascii="Courier" w:hAnsi="Courier"/>
+      <w:rFonts w:ascii="Arial" w:hAnsi="Arial" w:cs="Arial" w:eastAsia="Arial"/>
       <w:sz w:val="20"/>
       <w:szCs w:val="20"/>
     </w:rPr>
@@ -16635,7 +16635,7 @@
     <w:semiHidden/>
     <w:rsid w:val="00FC693F"/>
     <w:rPr>
-      <w:rFonts w:asciiTheme="majorHAnsi" w:eastAsiaTheme="majorEastAsia" w:hAnsiTheme="majorHAnsi" w:cstheme="majorBidi"/>
+      <w:rFonts w:ascii="Arial" w:hAnsi="Arial" w:cs="Arial" w:eastAsia="Arial"/>
       <w:b/>
       <w:bCs/>
       <w:i/>
@@ -16651,7 +16651,7 @@
     <w:semiHidden/>
     <w:rsid w:val="00FC693F"/>
     <w:rPr>
-      <w:rFonts w:asciiTheme="majorHAnsi" w:eastAsiaTheme="majorEastAsia" w:hAnsiTheme="majorHAnsi" w:cstheme="majorBidi"/>
+      <w:rFonts w:ascii="Arial" w:hAnsi="Arial" w:cs="Arial" w:eastAsia="Arial"/>
       <w:color w:val="243F60" w:themeColor="accent1" w:themeShade="7F"/>
     </w:rPr>
   </w:style>
@@ -16663,7 +16663,7 @@
     <w:semiHidden/>
     <w:rsid w:val="00FC693F"/>
     <w:rPr>
-      <w:rFonts w:asciiTheme="majorHAnsi" w:eastAsiaTheme="majorEastAsia" w:hAnsiTheme="majorHAnsi" w:cstheme="majorBidi"/>
+      <w:rFonts w:ascii="Arial" w:hAnsi="Arial" w:cs="Arial" w:eastAsia="Arial"/>
       <w:i/>
       <w:iCs/>
       <w:color w:val="243F60" w:themeColor="accent1" w:themeShade="7F"/>
@@ -16677,7 +16677,7 @@
     <w:semiHidden/>
     <w:rsid w:val="00FC693F"/>
     <w:rPr>
-      <w:rFonts w:asciiTheme="majorHAnsi" w:eastAsiaTheme="majorEastAsia" w:hAnsiTheme="majorHAnsi" w:cstheme="majorBidi"/>
+      <w:rFonts w:ascii="Arial" w:hAnsi="Arial" w:cs="Arial" w:eastAsia="Arial"/>
       <w:i/>
       <w:iCs/>
       <w:color w:val="404040" w:themeColor="text1" w:themeTint="BF"/>
@@ -16691,7 +16691,7 @@
     <w:semiHidden/>
     <w:rsid w:val="00FC693F"/>
     <w:rPr>
-      <w:rFonts w:asciiTheme="majorHAnsi" w:eastAsiaTheme="majorEastAsia" w:hAnsiTheme="majorHAnsi" w:cstheme="majorBidi"/>
+      <w:rFonts w:ascii="Arial" w:hAnsi="Arial" w:cs="Arial" w:eastAsia="Arial"/>
       <w:color w:val="4F81BD" w:themeColor="accent1"/>
       <w:sz w:val="20"/>
       <w:szCs w:val="20"/>
@@ -16705,7 +16705,7 @@
     <w:semiHidden/>
     <w:rsid w:val="00FC693F"/>
     <w:rPr>
-      <w:rFonts w:asciiTheme="majorHAnsi" w:eastAsiaTheme="majorEastAsia" w:hAnsiTheme="majorHAnsi" w:cstheme="majorBidi"/>
+      <w:rFonts w:ascii="Arial" w:hAnsi="Arial" w:cs="Arial" w:eastAsia="Arial"/>
       <w:i/>
       <w:iCs/>
       <w:color w:val="404040" w:themeColor="text1" w:themeTint="BF"/>
@@ -18294,7 +18294,7 @@
         <w:spacing w:before="0" w:after="0" w:line="240" w:lineRule="auto"/>
       </w:pPr>
       <w:rPr>
-        <w:rFonts w:asciiTheme="majorHAnsi" w:eastAsiaTheme="majorEastAsia" w:hAnsiTheme="majorHAnsi" w:cstheme="majorBidi"/>
+        <w:rFonts w:ascii="Arial" w:hAnsi="Arial" w:cs="Arial" w:eastAsia="Arial"/>
         <w:b/>
         <w:bCs/>
       </w:rPr>
@@ -18315,7 +18315,7 @@
         <w:spacing w:before="0" w:after="0" w:line="240" w:lineRule="auto"/>
       </w:pPr>
       <w:rPr>
-        <w:rFonts w:asciiTheme="majorHAnsi" w:eastAsiaTheme="majorEastAsia" w:hAnsiTheme="majorHAnsi" w:cstheme="majorBidi"/>
+        <w:rFonts w:ascii="Arial" w:hAnsi="Arial" w:cs="Arial" w:eastAsia="Arial"/>
         <w:b/>
         <w:bCs/>
       </w:rPr>
@@ -18333,14 +18333,14 @@
     </w:tblStylePr>
     <w:tblStylePr w:type="firstCol">
       <w:rPr>
-        <w:rFonts w:asciiTheme="majorHAnsi" w:eastAsiaTheme="majorEastAsia" w:hAnsiTheme="majorHAnsi" w:cstheme="majorBidi"/>
+        <w:rFonts w:ascii="Arial" w:hAnsi="Arial" w:cs="Arial" w:eastAsia="Arial"/>
         <w:b/>
         <w:bCs/>
       </w:rPr>
     </w:tblStylePr>
     <w:tblStylePr w:type="lastCol">
       <w:rPr>
-        <w:rFonts w:asciiTheme="majorHAnsi" w:eastAsiaTheme="majorEastAsia" w:hAnsiTheme="majorHAnsi" w:cstheme="majorBidi"/>
+        <w:rFonts w:ascii="Arial" w:hAnsi="Arial" w:cs="Arial" w:eastAsia="Arial"/>
         <w:b/>
         <w:bCs/>
       </w:rPr>
@@ -18424,7 +18424,7 @@
         <w:spacing w:before="0" w:after="0" w:line="240" w:lineRule="auto"/>
       </w:pPr>
       <w:rPr>
-        <w:rFonts w:asciiTheme="majorHAnsi" w:eastAsiaTheme="majorEastAsia" w:hAnsiTheme="majorHAnsi" w:cstheme="majorBidi"/>
+        <w:rFonts w:ascii="Arial" w:hAnsi="Arial" w:cs="Arial" w:eastAsia="Arial"/>
         <w:b/>
         <w:bCs/>
       </w:rPr>
@@ -18445,7 +18445,7 @@
         <w:spacing w:before="0" w:after="0" w:line="240" w:lineRule="auto"/>
       </w:pPr>
       <w:rPr>
-        <w:rFonts w:asciiTheme="majorHAnsi" w:eastAsiaTheme="majorEastAsia" w:hAnsiTheme="majorHAnsi" w:cstheme="majorBidi"/>
+        <w:rFonts w:ascii="Arial" w:hAnsi="Arial" w:cs="Arial" w:eastAsia="Arial"/>
         <w:b/>
         <w:bCs/>
       </w:rPr>
@@ -18463,14 +18463,14 @@
     </w:tblStylePr>
     <w:tblStylePr w:type="firstCol">
       <w:rPr>
-        <w:rFonts w:asciiTheme="majorHAnsi" w:eastAsiaTheme="majorEastAsia" w:hAnsiTheme="majorHAnsi" w:cstheme="majorBidi"/>
+        <w:rFonts w:ascii="Arial" w:hAnsi="Arial" w:cs="Arial" w:eastAsia="Arial"/>
         <w:b/>
         <w:bCs/>
       </w:rPr>
     </w:tblStylePr>
     <w:tblStylePr w:type="lastCol">
       <w:rPr>
-        <w:rFonts w:asciiTheme="majorHAnsi" w:eastAsiaTheme="majorEastAsia" w:hAnsiTheme="majorHAnsi" w:cstheme="majorBidi"/>
+        <w:rFonts w:ascii="Arial" w:hAnsi="Arial" w:cs="Arial" w:eastAsia="Arial"/>
         <w:b/>
         <w:bCs/>
       </w:rPr>
@@ -18554,7 +18554,7 @@
         <w:spacing w:before="0" w:after="0" w:line="240" w:lineRule="auto"/>
       </w:pPr>
       <w:rPr>
-        <w:rFonts w:asciiTheme="majorHAnsi" w:eastAsiaTheme="majorEastAsia" w:hAnsiTheme="majorHAnsi" w:cstheme="majorBidi"/>
+        <w:rFonts w:ascii="Arial" w:hAnsi="Arial" w:cs="Arial" w:eastAsia="Arial"/>
         <w:b/>
         <w:bCs/>
       </w:rPr>
@@ -18575,7 +18575,7 @@
         <w:spacing w:before="0" w:after="0" w:line="240" w:lineRule="auto"/>
       </w:pPr>
       <w:rPr>
-        <w:rFonts w:asciiTheme="majorHAnsi" w:eastAsiaTheme="majorEastAsia" w:hAnsiTheme="majorHAnsi" w:cstheme="majorBidi"/>
+        <w:rFonts w:ascii="Arial" w:hAnsi="Arial" w:cs="Arial" w:eastAsia="Arial"/>
         <w:b/>
         <w:bCs/>
       </w:rPr>
@@ -18593,14 +18593,14 @@
     </w:tblStylePr>
     <w:tblStylePr w:type="firstCol">
       <w:rPr>
-        <w:rFonts w:asciiTheme="majorHAnsi" w:eastAsiaTheme="majorEastAsia" w:hAnsiTheme="majorHAnsi" w:cstheme="majorBidi"/>
+        <w:rFonts w:ascii="Arial" w:hAnsi="Arial" w:cs="Arial" w:eastAsia="Arial"/>
         <w:b/>
         <w:bCs/>
       </w:rPr>
     </w:tblStylePr>
     <w:tblStylePr w:type="lastCol">
       <w:rPr>
-        <w:rFonts w:asciiTheme="majorHAnsi" w:eastAsiaTheme="majorEastAsia" w:hAnsiTheme="majorHAnsi" w:cstheme="majorBidi"/>
+        <w:rFonts w:ascii="Arial" w:hAnsi="Arial" w:cs="Arial" w:eastAsia="Arial"/>
         <w:b/>
         <w:bCs/>
       </w:rPr>
@@ -18684,7 +18684,7 @@
         <w:spacing w:before="0" w:after="0" w:line="240" w:lineRule="auto"/>
       </w:pPr>
       <w:rPr>
-        <w:rFonts w:asciiTheme="majorHAnsi" w:eastAsiaTheme="majorEastAsia" w:hAnsiTheme="majorHAnsi" w:cstheme="majorBidi"/>
+        <w:rFonts w:ascii="Arial" w:hAnsi="Arial" w:cs="Arial" w:eastAsia="Arial"/>
         <w:b/>
         <w:bCs/>
       </w:rPr>
@@ -18705,7 +18705,7 @@
         <w:spacing w:before="0" w:after="0" w:line="240" w:lineRule="auto"/>
       </w:pPr>
       <w:rPr>
-        <w:rFonts w:asciiTheme="majorHAnsi" w:eastAsiaTheme="majorEastAsia" w:hAnsiTheme="majorHAnsi" w:cstheme="majorBidi"/>
+        <w:rFonts w:ascii="Arial" w:hAnsi="Arial" w:cs="Arial" w:eastAsia="Arial"/>
         <w:b/>
         <w:bCs/>
       </w:rPr>
@@ -18723,14 +18723,14 @@
     </w:tblStylePr>
     <w:tblStylePr w:type="firstCol">
       <w:rPr>
-        <w:rFonts w:asciiTheme="majorHAnsi" w:eastAsiaTheme="majorEastAsia" w:hAnsiTheme="majorHAnsi" w:cstheme="majorBidi"/>
+        <w:rFonts w:ascii="Arial" w:hAnsi="Arial" w:cs="Arial" w:eastAsia="Arial"/>
         <w:b/>
         <w:bCs/>
       </w:rPr>
     </w:tblStylePr>
     <w:tblStylePr w:type="lastCol">
       <w:rPr>
-        <w:rFonts w:asciiTheme="majorHAnsi" w:eastAsiaTheme="majorEastAsia" w:hAnsiTheme="majorHAnsi" w:cstheme="majorBidi"/>
+        <w:rFonts w:ascii="Arial" w:hAnsi="Arial" w:cs="Arial" w:eastAsia="Arial"/>
         <w:b/>
         <w:bCs/>
       </w:rPr>
@@ -18814,7 +18814,7 @@
         <w:spacing w:before="0" w:after="0" w:line="240" w:lineRule="auto"/>
       </w:pPr>
       <w:rPr>
-        <w:rFonts w:asciiTheme="majorHAnsi" w:eastAsiaTheme="majorEastAsia" w:hAnsiTheme="majorHAnsi" w:cstheme="majorBidi"/>
+        <w:rFonts w:ascii="Arial" w:hAnsi="Arial" w:cs="Arial" w:eastAsia="Arial"/>
         <w:b/>
         <w:bCs/>
       </w:rPr>
@@ -18835,7 +18835,7 @@
         <w:spacing w:before="0" w:after="0" w:line="240" w:lineRule="auto"/>
       </w:pPr>
       <w:rPr>
-        <w:rFonts w:asciiTheme="majorHAnsi" w:eastAsiaTheme="majorEastAsia" w:hAnsiTheme="majorHAnsi" w:cstheme="majorBidi"/>
+        <w:rFonts w:ascii="Arial" w:hAnsi="Arial" w:cs="Arial" w:eastAsia="Arial"/>
         <w:b/>
         <w:bCs/>
       </w:rPr>
@@ -18853,14 +18853,14 @@
     </w:tblStylePr>
     <w:tblStylePr w:type="firstCol">
       <w:rPr>
-        <w:rFonts w:asciiTheme="majorHAnsi" w:eastAsiaTheme="majorEastAsia" w:hAnsiTheme="majorHAnsi" w:cstheme="majorBidi"/>
+        <w:rFonts w:ascii="Arial" w:hAnsi="Arial" w:cs="Arial" w:eastAsia="Arial"/>
         <w:b/>
         <w:bCs/>
       </w:rPr>
     </w:tblStylePr>
     <w:tblStylePr w:type="lastCol">
       <w:rPr>
-        <w:rFonts w:asciiTheme="majorHAnsi" w:eastAsiaTheme="majorEastAsia" w:hAnsiTheme="majorHAnsi" w:cstheme="majorBidi"/>
+        <w:rFonts w:ascii="Arial" w:hAnsi="Arial" w:cs="Arial" w:eastAsia="Arial"/>
         <w:b/>
         <w:bCs/>
       </w:rPr>
@@ -18944,7 +18944,7 @@
         <w:spacing w:before="0" w:after="0" w:line="240" w:lineRule="auto"/>
       </w:pPr>
       <w:rPr>
-        <w:rFonts w:asciiTheme="majorHAnsi" w:eastAsiaTheme="majorEastAsia" w:hAnsiTheme="majorHAnsi" w:cstheme="majorBidi"/>
+        <w:rFonts w:ascii="Arial" w:hAnsi="Arial" w:cs="Arial" w:eastAsia="Arial"/>
         <w:b/>
         <w:bCs/>
       </w:rPr>
@@ -18965,7 +18965,7 @@
         <w:spacing w:before="0" w:after="0" w:line="240" w:lineRule="auto"/>
       </w:pPr>
       <w:rPr>
-        <w:rFonts w:asciiTheme="majorHAnsi" w:eastAsiaTheme="majorEastAsia" w:hAnsiTheme="majorHAnsi" w:cstheme="majorBidi"/>
+        <w:rFonts w:ascii="Arial" w:hAnsi="Arial" w:cs="Arial" w:eastAsia="Arial"/>
         <w:b/>
         <w:bCs/>
       </w:rPr>
@@ -18983,14 +18983,14 @@
     </w:tblStylePr>
     <w:tblStylePr w:type="firstCol">
       <w:rPr>
-        <w:rFonts w:asciiTheme="majorHAnsi" w:eastAsiaTheme="majorEastAsia" w:hAnsiTheme="majorHAnsi" w:cstheme="majorBidi"/>
+        <w:rFonts w:ascii="Arial" w:hAnsi="Arial" w:cs="Arial" w:eastAsia="Arial"/>
         <w:b/>
         <w:bCs/>
       </w:rPr>
     </w:tblStylePr>
     <w:tblStylePr w:type="lastCol">
       <w:rPr>
-        <w:rFonts w:asciiTheme="majorHAnsi" w:eastAsiaTheme="majorEastAsia" w:hAnsiTheme="majorHAnsi" w:cstheme="majorBidi"/>
+        <w:rFonts w:ascii="Arial" w:hAnsi="Arial" w:cs="Arial" w:eastAsia="Arial"/>
         <w:b/>
         <w:bCs/>
       </w:rPr>
@@ -19074,7 +19074,7 @@
         <w:spacing w:before="0" w:after="0" w:line="240" w:lineRule="auto"/>
       </w:pPr>
       <w:rPr>
-        <w:rFonts w:asciiTheme="majorHAnsi" w:eastAsiaTheme="majorEastAsia" w:hAnsiTheme="majorHAnsi" w:cstheme="majorBidi"/>
+        <w:rFonts w:ascii="Arial" w:hAnsi="Arial" w:cs="Arial" w:eastAsia="Arial"/>
         <w:b/>
         <w:bCs/>
       </w:rPr>
@@ -19095,7 +19095,7 @@
         <w:spacing w:before="0" w:after="0" w:line="240" w:lineRule="auto"/>
       </w:pPr>
       <w:rPr>
-        <w:rFonts w:asciiTheme="majorHAnsi" w:eastAsiaTheme="majorEastAsia" w:hAnsiTheme="majorHAnsi" w:cstheme="majorBidi"/>
+        <w:rFonts w:ascii="Arial" w:hAnsi="Arial" w:cs="Arial" w:eastAsia="Arial"/>
         <w:b/>
         <w:bCs/>
       </w:rPr>
@@ -19113,14 +19113,14 @@
     </w:tblStylePr>
     <w:tblStylePr w:type="firstCol">
       <w:rPr>
-        <w:rFonts w:asciiTheme="majorHAnsi" w:eastAsiaTheme="majorEastAsia" w:hAnsiTheme="majorHAnsi" w:cstheme="majorBidi"/>
+        <w:rFonts w:ascii="Arial" w:hAnsi="Arial" w:cs="Arial" w:eastAsia="Arial"/>
         <w:b/>
         <w:bCs/>
       </w:rPr>
     </w:tblStylePr>
     <w:tblStylePr w:type="lastCol">
       <w:rPr>
-        <w:rFonts w:asciiTheme="majorHAnsi" w:eastAsiaTheme="majorEastAsia" w:hAnsiTheme="majorHAnsi" w:cstheme="majorBidi"/>
+        <w:rFonts w:ascii="Arial" w:hAnsi="Arial" w:cs="Arial" w:eastAsia="Arial"/>
         <w:b/>
         <w:bCs/>
       </w:rPr>
@@ -20985,7 +20985,7 @@
     </w:tblPr>
     <w:tblStylePr w:type="firstRow">
       <w:rPr>
-        <w:rFonts w:asciiTheme="majorHAnsi" w:eastAsiaTheme="majorEastAsia" w:hAnsiTheme="majorHAnsi" w:cstheme="majorBidi"/>
+        <w:rFonts w:ascii="Arial" w:hAnsi="Arial" w:cs="Arial" w:eastAsia="Arial"/>
       </w:rPr>
       <w:tblPr/>
       <w:tcPr>
@@ -21069,7 +21069,7 @@
     </w:tblPr>
     <w:tblStylePr w:type="firstRow">
       <w:rPr>
-        <w:rFonts w:asciiTheme="majorHAnsi" w:eastAsiaTheme="majorEastAsia" w:hAnsiTheme="majorHAnsi" w:cstheme="majorBidi"/>
+        <w:rFonts w:ascii="Arial" w:hAnsi="Arial" w:cs="Arial" w:eastAsia="Arial"/>
       </w:rPr>
       <w:tblPr/>
       <w:tcPr>
@@ -21153,7 +21153,7 @@
     </w:tblPr>
     <w:tblStylePr w:type="firstRow">
       <w:rPr>
-        <w:rFonts w:asciiTheme="majorHAnsi" w:eastAsiaTheme="majorEastAsia" w:hAnsiTheme="majorHAnsi" w:cstheme="majorBidi"/>
+        <w:rFonts w:ascii="Arial" w:hAnsi="Arial" w:cs="Arial" w:eastAsia="Arial"/>
       </w:rPr>
       <w:tblPr/>
       <w:tcPr>
@@ -21237,7 +21237,7 @@
     </w:tblPr>
     <w:tblStylePr w:type="firstRow">
       <w:rPr>
-        <w:rFonts w:asciiTheme="majorHAnsi" w:eastAsiaTheme="majorEastAsia" w:hAnsiTheme="majorHAnsi" w:cstheme="majorBidi"/>
+        <w:rFonts w:ascii="Arial" w:hAnsi="Arial" w:cs="Arial" w:eastAsia="Arial"/>
       </w:rPr>
       <w:tblPr/>
       <w:tcPr>
@@ -21321,7 +21321,7 @@
     </w:tblPr>
     <w:tblStylePr w:type="firstRow">
       <w:rPr>
-        <w:rFonts w:asciiTheme="majorHAnsi" w:eastAsiaTheme="majorEastAsia" w:hAnsiTheme="majorHAnsi" w:cstheme="majorBidi"/>
+        <w:rFonts w:ascii="Arial" w:hAnsi="Arial" w:cs="Arial" w:eastAsia="Arial"/>
       </w:rPr>
       <w:tblPr/>
       <w:tcPr>
@@ -21405,7 +21405,7 @@
     </w:tblPr>
     <w:tblStylePr w:type="firstRow">
       <w:rPr>
-        <w:rFonts w:asciiTheme="majorHAnsi" w:eastAsiaTheme="majorEastAsia" w:hAnsiTheme="majorHAnsi" w:cstheme="majorBidi"/>
+        <w:rFonts w:ascii="Arial" w:hAnsi="Arial" w:cs="Arial" w:eastAsia="Arial"/>
       </w:rPr>
       <w:tblPr/>
       <w:tcPr>
@@ -21489,7 +21489,7 @@
     </w:tblPr>
     <w:tblStylePr w:type="firstRow">
       <w:rPr>
-        <w:rFonts w:asciiTheme="majorHAnsi" w:eastAsiaTheme="majorEastAsia" w:hAnsiTheme="majorHAnsi" w:cstheme="majorBidi"/>
+        <w:rFonts w:ascii="Arial" w:hAnsi="Arial" w:cs="Arial" w:eastAsia="Arial"/>
       </w:rPr>
       <w:tblPr/>
       <w:tcPr>
@@ -21554,7 +21554,7 @@
       <w:spacing w:after="0" w:line="240" w:lineRule="auto"/>
     </w:pPr>
     <w:rPr>
-      <w:rFonts w:asciiTheme="majorHAnsi" w:eastAsiaTheme="majorEastAsia" w:hAnsiTheme="majorHAnsi" w:cstheme="majorBidi"/>
+      <w:rFonts w:ascii="Arial" w:hAnsi="Arial" w:cs="Arial" w:eastAsia="Arial"/>
       <w:color w:val="000000" w:themeColor="text1"/>
     </w:rPr>
     <w:tblPr>
@@ -21682,7 +21682,7 @@
       <w:spacing w:after="0" w:line="240" w:lineRule="auto"/>
     </w:pPr>
     <w:rPr>
-      <w:rFonts w:asciiTheme="majorHAnsi" w:eastAsiaTheme="majorEastAsia" w:hAnsiTheme="majorHAnsi" w:cstheme="majorBidi"/>
+      <w:rFonts w:ascii="Arial" w:hAnsi="Arial" w:cs="Arial" w:eastAsia="Arial"/>
       <w:color w:val="000000" w:themeColor="text1"/>
     </w:rPr>
     <w:tblPr>
@@ -21810,7 +21810,7 @@
       <w:spacing w:after="0" w:line="240" w:lineRule="auto"/>
     </w:pPr>
     <w:rPr>
-      <w:rFonts w:asciiTheme="majorHAnsi" w:eastAsiaTheme="majorEastAsia" w:hAnsiTheme="majorHAnsi" w:cstheme="majorBidi"/>
+      <w:rFonts w:ascii="Arial" w:hAnsi="Arial" w:cs="Arial" w:eastAsia="Arial"/>
       <w:color w:val="000000" w:themeColor="text1"/>
     </w:rPr>
     <w:tblPr>
@@ -21938,7 +21938,7 @@
       <w:spacing w:after="0" w:line="240" w:lineRule="auto"/>
     </w:pPr>
     <w:rPr>
-      <w:rFonts w:asciiTheme="majorHAnsi" w:eastAsiaTheme="majorEastAsia" w:hAnsiTheme="majorHAnsi" w:cstheme="majorBidi"/>
+      <w:rFonts w:ascii="Arial" w:hAnsi="Arial" w:cs="Arial" w:eastAsia="Arial"/>
       <w:color w:val="000000" w:themeColor="text1"/>
     </w:rPr>
     <w:tblPr>
@@ -22066,7 +22066,7 @@
       <w:spacing w:after="0" w:line="240" w:lineRule="auto"/>
     </w:pPr>
     <w:rPr>
-      <w:rFonts w:asciiTheme="majorHAnsi" w:eastAsiaTheme="majorEastAsia" w:hAnsiTheme="majorHAnsi" w:cstheme="majorBidi"/>
+      <w:rFonts w:ascii="Arial" w:hAnsi="Arial" w:cs="Arial" w:eastAsia="Arial"/>
       <w:color w:val="000000" w:themeColor="text1"/>
     </w:rPr>
     <w:tblPr>
@@ -22194,7 +22194,7 @@
       <w:spacing w:after="0" w:line="240" w:lineRule="auto"/>
     </w:pPr>
     <w:rPr>
-      <w:rFonts w:asciiTheme="majorHAnsi" w:eastAsiaTheme="majorEastAsia" w:hAnsiTheme="majorHAnsi" w:cstheme="majorBidi"/>
+      <w:rFonts w:ascii="Arial" w:hAnsi="Arial" w:cs="Arial" w:eastAsia="Arial"/>
       <w:color w:val="000000" w:themeColor="text1"/>
     </w:rPr>
     <w:tblPr>
@@ -22322,7 +22322,7 @@
       <w:spacing w:after="0" w:line="240" w:lineRule="auto"/>
     </w:pPr>
     <w:rPr>
-      <w:rFonts w:asciiTheme="majorHAnsi" w:eastAsiaTheme="majorEastAsia" w:hAnsiTheme="majorHAnsi" w:cstheme="majorBidi"/>
+      <w:rFonts w:ascii="Arial" w:hAnsi="Arial" w:cs="Arial" w:eastAsia="Arial"/>
       <w:color w:val="000000" w:themeColor="text1"/>
     </w:rPr>
     <w:tblPr>
@@ -22961,7 +22961,7 @@
       <w:spacing w:after="0" w:line="240" w:lineRule="auto"/>
     </w:pPr>
     <w:rPr>
-      <w:rFonts w:asciiTheme="majorHAnsi" w:eastAsiaTheme="majorEastAsia" w:hAnsiTheme="majorHAnsi" w:cstheme="majorBidi"/>
+      <w:rFonts w:ascii="Arial" w:hAnsi="Arial" w:cs="Arial" w:eastAsia="Arial"/>
       <w:color w:val="000000" w:themeColor="text1"/>
     </w:rPr>
     <w:tblPr>
@@ -23086,7 +23086,7 @@
       <w:spacing w:after="0" w:line="240" w:lineRule="auto"/>
     </w:pPr>
     <w:rPr>
-      <w:rFonts w:asciiTheme="majorHAnsi" w:eastAsiaTheme="majorEastAsia" w:hAnsiTheme="majorHAnsi" w:cstheme="majorBidi"/>
+      <w:rFonts w:ascii="Arial" w:hAnsi="Arial" w:cs="Arial" w:eastAsia="Arial"/>
       <w:color w:val="000000" w:themeColor="text1"/>
     </w:rPr>
     <w:tblPr>
@@ -23211,7 +23211,7 @@
       <w:spacing w:after="0" w:line="240" w:lineRule="auto"/>
     </w:pPr>
     <w:rPr>
-      <w:rFonts w:asciiTheme="majorHAnsi" w:eastAsiaTheme="majorEastAsia" w:hAnsiTheme="majorHAnsi" w:cstheme="majorBidi"/>
+      <w:rFonts w:ascii="Arial" w:hAnsi="Arial" w:cs="Arial" w:eastAsia="Arial"/>
       <w:color w:val="000000" w:themeColor="text1"/>
     </w:rPr>
     <w:tblPr>
@@ -23336,7 +23336,7 @@
       <w:spacing w:after="0" w:line="240" w:lineRule="auto"/>
     </w:pPr>
     <w:rPr>
-      <w:rFonts w:asciiTheme="majorHAnsi" w:eastAsiaTheme="majorEastAsia" w:hAnsiTheme="majorHAnsi" w:cstheme="majorBidi"/>
+      <w:rFonts w:ascii="Arial" w:hAnsi="Arial" w:cs="Arial" w:eastAsia="Arial"/>
       <w:color w:val="000000" w:themeColor="text1"/>
     </w:rPr>
     <w:tblPr>
@@ -23461,7 +23461,7 @@
       <w:spacing w:after="0" w:line="240" w:lineRule="auto"/>
     </w:pPr>
     <w:rPr>
-      <w:rFonts w:asciiTheme="majorHAnsi" w:eastAsiaTheme="majorEastAsia" w:hAnsiTheme="majorHAnsi" w:cstheme="majorBidi"/>
+      <w:rFonts w:ascii="Arial" w:hAnsi="Arial" w:cs="Arial" w:eastAsia="Arial"/>
       <w:color w:val="000000" w:themeColor="text1"/>
     </w:rPr>
     <w:tblPr>
@@ -23586,7 +23586,7 @@
       <w:spacing w:after="0" w:line="240" w:lineRule="auto"/>
     </w:pPr>
     <w:rPr>
-      <w:rFonts w:asciiTheme="majorHAnsi" w:eastAsiaTheme="majorEastAsia" w:hAnsiTheme="majorHAnsi" w:cstheme="majorBidi"/>
+      <w:rFonts w:ascii="Arial" w:hAnsi="Arial" w:cs="Arial" w:eastAsia="Arial"/>
       <w:color w:val="000000" w:themeColor="text1"/>
     </w:rPr>
     <w:tblPr>
@@ -23711,7 +23711,7 @@
       <w:spacing w:after="0" w:line="240" w:lineRule="auto"/>
     </w:pPr>
     <w:rPr>
-      <w:rFonts w:asciiTheme="majorHAnsi" w:eastAsiaTheme="majorEastAsia" w:hAnsiTheme="majorHAnsi" w:cstheme="majorBidi"/>
+      <w:rFonts w:ascii="Arial" w:hAnsi="Arial" w:cs="Arial" w:eastAsia="Arial"/>
       <w:color w:val="000000" w:themeColor="text1"/>
     </w:rPr>
     <w:tblPr>
@@ -27664,7 +27664,7 @@
     </a:clrScheme>
     <a:fontScheme name="Office">
       <a:majorFont>
-        <a:latin typeface="Calibri"/>
+        <a:latin typeface="Arial"/>
         <a:ea typeface=""/>
         <a:cs typeface=""/>
         <a:font script="Jpan" typeface="ＭＳ ゴシック"/>
@@ -27699,7 +27699,7 @@
         <a:font script="Geor" typeface="Sylfaen"/>
       </a:majorFont>
       <a:minorFont>
-        <a:latin typeface="Cambria"/>
+        <a:latin typeface="Arial"/>
         <a:ea typeface=""/>
         <a:cs typeface=""/>
         <a:font script="Jpan" typeface="ＭＳ 明朝"/>

--- a/assets/worksheets/velocity-curve/galactic-plane-observation-1-2018.docx
+++ b/assets/worksheets/velocity-curve/galactic-plane-observation-1-2018.docx
@@ -3732,15 +3732,39 @@
     <w:pPr>
       <w:pStyle w:val="Header"/>
       <w:tabs>
-        <w:tab w:pos="10080" w:val="right"/>
+        <w:tab w:val="clear" w:pos="576"/>
+        <w:tab w:val="clear" w:pos="1152"/>
+        <w:tab w:val="clear" w:pos="1728"/>
+        <w:tab w:val="clear" w:pos="2304"/>
+        <w:tab w:val="clear" w:pos="2880"/>
+        <w:tab w:val="clear" w:pos="3456"/>
+        <w:tab w:val="clear" w:pos="4032"/>
+        <w:tab w:pos="9820" w:val="right"/>
       </w:tabs>
+      <w:spacing w:before="0" w:after="0" w:lineRule="exact" w:line="480"/>
+      <w:shd w:val="clear" w:fill="002855"/>
+      <w:pBdr>
+        <w:bottom w:val="single" w:sz="16" w:space="0" w:color="EEAA00"/>
+      </w:pBdr>
     </w:pPr>
     <w:r>
       <w:rPr>
-        <w:b/>
-        <w:color w:val="002855"/>
-      </w:rPr>
-      <w:t>WVU DSPIRA</w:t>
+        <w:rFonts w:ascii="Arial" w:hAnsi="Arial"/>
+        <w:b/>
+        <w:color w:val="FFFFFF"/>
+        <w:sz w:val="32"/>
+      </w:rPr>
+      <w:t xml:space="preserve">  WVU DSPIRA</w:t>
+    </w:r>
+    <w:r>
+      <w:rPr>
+        <w:rFonts w:ascii="Arial" w:hAnsi="Arial"/>
+        <w:b w:val="0"/>
+        <w:color w:val="FFFFFF"/>
+        <w:sz w:val="18"/>
+      </w:rPr>
+      <w:tab/>
+      <w:t>WEST VIRGINIA UNIVERSITY</w:t>
     </w:r>
   </w:p>
 </w:hdr>

--- a/assets/worksheets/velocity-curve/galactic-plane-observation-1-2018.docx
+++ b/assets/worksheets/velocity-curve/galactic-plane-observation-1-2018.docx
@@ -3723,7 +3723,7 @@
       </w:tabs>
     </w:pPr>
     <w:r>
-      <w:t>wvurail.org/dspira</w:t>
+      <w:t>rail.wvu.edu/dspira</w:t>
     </w:r>
     <w:r>
       <w:tab/>
